--- a/Acordes(63x110mm)/Pon aceite en mi lampara Señor (Em) - Rigoberto Amaya (Arreglado).docx
+++ b/Acordes(63x110mm)/Pon aceite en mi lampara Señor (Em) - Rigoberto Amaya (Arreglado).docx
@@ -47,6 +47,41 @@
     <w:p>
       <w:pPr>
         <w:pStyle w:val="Normal"/>
+        <w:spacing w:lineRule="atLeast" w:line="80"/>
+        <w:rPr/>
+      </w:pPr>
+      <w:hyperlink r:id="rId3">
+        <w:r>
+          <w:rPr>
+            <w:rStyle w:val="EnlacedeInternet"/>
+            <w:rFonts w:cs="Consolas" w:ascii="Consolas" w:hAnsi="Consolas"/>
+            <w:color w:val="0369A3"/>
+            <w:sz w:val="12"/>
+            <w:szCs w:val="12"/>
+          </w:rPr>
+          <w:t>https://youtu.be/QTkUGvyt5mc</w:t>
+        </w:r>
+      </w:hyperlink>
+    </w:p>
+    <w:p>
+      <w:pPr>
+        <w:pStyle w:val="Normal"/>
+        <w:spacing w:lineRule="atLeast" w:line="80"/>
+        <w:rPr>
+          <w:rFonts w:ascii="Consolas" w:hAnsi="Consolas" w:cs="Consolas"/>
+          <w:color w:val="FF0000"/>
+        </w:rPr>
+      </w:pPr>
+      <w:r>
+        <w:rPr>
+          <w:sz w:val="12"/>
+          <w:szCs w:val="12"/>
+        </w:rPr>
+      </w:r>
+    </w:p>
+    <w:p>
+      <w:pPr>
+        <w:pStyle w:val="Normal"/>
         <w:spacing w:lineRule="exact" w:line="140"/>
         <w:rPr>
           <w:rFonts w:ascii="Consolas" w:hAnsi="Consolas" w:cs="Consolas"/>
@@ -99,7 +134,11 @@
         </w:rPr>
       </w:pPr>
       <w:r>
-        <w:rPr/>
+        <w:rPr>
+          <w:rFonts w:cs="Consolas" w:ascii="Consolas" w:hAnsi="Consolas"/>
+          <w:sz w:val="13"/>
+          <w:szCs w:val="13"/>
+        </w:rPr>
       </w:r>
     </w:p>
     <w:p>
@@ -781,8 +820,756 @@
           <w:sz w:val="15"/>
           <w:szCs w:val="15"/>
         </w:rPr>
-        <w:t xml:space="preserve">Como las águilas </w:t>
-      </w:r>
+        <w:t>Como las águilas x2</w:t>
+      </w:r>
+      <w:r>
+        <w:rPr>
+          <w:rFonts w:cs="Consolas" w:ascii="Consolas" w:hAnsi="Consolas"/>
+          <w:b/>
+          <w:bCs/>
+          <w:color w:val="FF0000"/>
+          <w:sz w:val="13"/>
+          <w:szCs w:val="13"/>
+        </w:rPr>
+        <w:t xml:space="preserve"> </w:t>
+      </w:r>
+    </w:p>
+    <w:p>
+      <w:pPr>
+        <w:pStyle w:val="Normal"/>
+        <w:spacing w:lineRule="exact" w:line="140"/>
+        <w:rPr>
+          <w:rFonts w:ascii="Consolas" w:hAnsi="Consolas" w:cs="Consolas"/>
+          <w:sz w:val="13"/>
+          <w:szCs w:val="13"/>
+        </w:rPr>
+      </w:pPr>
+      <w:r>
+        <w:rPr>
+          <w:rFonts w:cs="Consolas" w:ascii="Consolas" w:hAnsi="Consolas"/>
+          <w:color w:val="00B050"/>
+          <w:sz w:val="13"/>
+          <w:szCs w:val="13"/>
+        </w:rPr>
+        <w:t>(BPM 115)</w:t>
+      </w:r>
+    </w:p>
+    <w:p>
+      <w:pPr>
+        <w:pStyle w:val="Normal"/>
+        <w:spacing w:lineRule="exact" w:line="140"/>
+        <w:rPr>
+          <w:rFonts w:ascii="Consolas" w:hAnsi="Consolas" w:cs="Consolas"/>
+          <w:sz w:val="13"/>
+          <w:szCs w:val="13"/>
+        </w:rPr>
+      </w:pPr>
+      <w:r>
+        <w:rPr>
+          <w:rFonts w:cs="Consolas" w:ascii="Consolas" w:hAnsi="Consolas"/>
+          <w:sz w:val="13"/>
+          <w:szCs w:val="13"/>
+        </w:rPr>
+        <w:t xml:space="preserve">           </w:t>
+      </w:r>
+      <w:r>
+        <w:rPr>
+          <w:rFonts w:cs="Consolas" w:ascii="Consolas" w:hAnsi="Consolas"/>
+          <w:sz w:val="13"/>
+          <w:szCs w:val="13"/>
+        </w:rPr>
+        <w:t>Em                            B7</w:t>
+      </w:r>
+    </w:p>
+    <w:p>
+      <w:pPr>
+        <w:pStyle w:val="Normal"/>
+        <w:spacing w:lineRule="exact" w:line="140"/>
+        <w:rPr>
+          <w:rFonts w:ascii="Consolas" w:hAnsi="Consolas" w:cs="Consolas"/>
+          <w:sz w:val="13"/>
+          <w:szCs w:val="13"/>
+        </w:rPr>
+      </w:pPr>
+      <w:r>
+        <w:rPr>
+          <w:rFonts w:cs="Consolas" w:ascii="Consolas" w:hAnsi="Consolas"/>
+          <w:sz w:val="13"/>
+          <w:szCs w:val="13"/>
+        </w:rPr>
+        <w:t>Los que esperan, los que esperan en Jehová</w:t>
+      </w:r>
+    </w:p>
+    <w:p>
+      <w:pPr>
+        <w:pStyle w:val="Normal"/>
+        <w:spacing w:lineRule="exact" w:line="140"/>
+        <w:rPr>
+          <w:rFonts w:ascii="Consolas" w:hAnsi="Consolas" w:cs="Consolas"/>
+          <w:sz w:val="13"/>
+          <w:szCs w:val="13"/>
+        </w:rPr>
+      </w:pPr>
+      <w:r>
+        <w:rPr>
+          <w:rFonts w:cs="Consolas" w:ascii="Consolas" w:hAnsi="Consolas"/>
+          <w:sz w:val="13"/>
+          <w:szCs w:val="13"/>
+        </w:rPr>
+        <w:t xml:space="preserve">                                       </w:t>
+      </w:r>
+      <w:r>
+        <w:rPr>
+          <w:rFonts w:cs="Consolas" w:ascii="Consolas" w:hAnsi="Consolas"/>
+          <w:sz w:val="13"/>
+          <w:szCs w:val="13"/>
+        </w:rPr>
+        <w:t>Em  E7</w:t>
+      </w:r>
+    </w:p>
+    <w:p>
+      <w:pPr>
+        <w:pStyle w:val="Normal"/>
+        <w:spacing w:lineRule="exact" w:line="140"/>
+        <w:rPr>
+          <w:rFonts w:ascii="Consolas" w:hAnsi="Consolas" w:cs="Consolas"/>
+          <w:sz w:val="13"/>
+          <w:szCs w:val="13"/>
+        </w:rPr>
+      </w:pPr>
+      <w:r>
+        <w:rPr>
+          <w:rFonts w:cs="Consolas" w:ascii="Consolas" w:hAnsi="Consolas"/>
+          <w:sz w:val="13"/>
+          <w:szCs w:val="13"/>
+        </w:rPr>
+        <w:t>Los que esperan, los que esperan en Jehová</w:t>
+      </w:r>
+    </w:p>
+    <w:p>
+      <w:pPr>
+        <w:pStyle w:val="Normal"/>
+        <w:spacing w:lineRule="exact" w:line="140"/>
+        <w:rPr>
+          <w:rFonts w:ascii="Consolas" w:hAnsi="Consolas" w:cs="Consolas"/>
+          <w:sz w:val="13"/>
+          <w:szCs w:val="13"/>
+        </w:rPr>
+      </w:pPr>
+      <w:r>
+        <w:rPr>
+          <w:rFonts w:cs="Consolas" w:ascii="Consolas" w:hAnsi="Consolas"/>
+          <w:sz w:val="13"/>
+          <w:szCs w:val="13"/>
+        </w:rPr>
+        <w:t xml:space="preserve">         </w:t>
+      </w:r>
+      <w:r>
+        <w:rPr>
+          <w:rFonts w:cs="Consolas" w:ascii="Consolas" w:hAnsi="Consolas"/>
+          <w:sz w:val="13"/>
+          <w:szCs w:val="13"/>
+        </w:rPr>
+        <w:t>Am     D7        G    Em</w:t>
+      </w:r>
+    </w:p>
+    <w:p>
+      <w:pPr>
+        <w:pStyle w:val="Normal"/>
+        <w:spacing w:lineRule="exact" w:line="140"/>
+        <w:rPr>
+          <w:rFonts w:ascii="Consolas" w:hAnsi="Consolas" w:cs="Consolas"/>
+          <w:sz w:val="13"/>
+          <w:szCs w:val="13"/>
+        </w:rPr>
+      </w:pPr>
+      <w:r>
+        <w:rPr>
+          <w:rFonts w:cs="Consolas" w:ascii="Consolas" w:hAnsi="Consolas"/>
+          <w:sz w:val="13"/>
+          <w:szCs w:val="13"/>
+        </w:rPr>
+        <w:t>Como las águilas como las águilas</w:t>
+      </w:r>
+    </w:p>
+    <w:p>
+      <w:pPr>
+        <w:pStyle w:val="Normal"/>
+        <w:spacing w:lineRule="exact" w:line="140"/>
+        <w:rPr>
+          <w:rFonts w:ascii="Consolas" w:hAnsi="Consolas" w:cs="Consolas"/>
+          <w:sz w:val="13"/>
+          <w:szCs w:val="13"/>
+        </w:rPr>
+      </w:pPr>
+      <w:r>
+        <w:rPr>
+          <w:rFonts w:cs="Consolas" w:ascii="Consolas" w:hAnsi="Consolas"/>
+          <w:sz w:val="13"/>
+          <w:szCs w:val="13"/>
+        </w:rPr>
+      </w:r>
+    </w:p>
+    <w:p>
+      <w:pPr>
+        <w:pStyle w:val="Normal"/>
+        <w:spacing w:lineRule="exact" w:line="140"/>
+        <w:rPr>
+          <w:rFonts w:ascii="Consolas" w:hAnsi="Consolas" w:cs="Consolas"/>
+          <w:sz w:val="13"/>
+          <w:szCs w:val="13"/>
+        </w:rPr>
+      </w:pPr>
+      <w:r>
+        <w:rPr>
+          <w:rFonts w:cs="Consolas" w:ascii="Consolas" w:hAnsi="Consolas"/>
+          <w:sz w:val="13"/>
+          <w:szCs w:val="13"/>
+        </w:rPr>
+        <w:t xml:space="preserve">      </w:t>
+      </w:r>
+      <w:r>
+        <w:rPr>
+          <w:rFonts w:cs="Consolas" w:ascii="Consolas" w:hAnsi="Consolas"/>
+          <w:sz w:val="13"/>
+          <w:szCs w:val="13"/>
+        </w:rPr>
+        <w:t>B7         Em E7</w:t>
+      </w:r>
+    </w:p>
+    <w:p>
+      <w:pPr>
+        <w:pStyle w:val="Normal"/>
+        <w:spacing w:lineRule="exact" w:line="140"/>
+        <w:rPr>
+          <w:rFonts w:ascii="Consolas" w:hAnsi="Consolas" w:cs="Consolas"/>
+          <w:sz w:val="13"/>
+          <w:szCs w:val="13"/>
+        </w:rPr>
+      </w:pPr>
+      <w:r>
+        <w:rPr>
+          <w:rFonts w:cs="Consolas" w:ascii="Consolas" w:hAnsi="Consolas"/>
+          <w:sz w:val="13"/>
+          <w:szCs w:val="13"/>
+        </w:rPr>
+        <w:t>Sus alas levantarán</w:t>
+      </w:r>
+    </w:p>
+    <w:p>
+      <w:pPr>
+        <w:pStyle w:val="Normal"/>
+        <w:spacing w:lineRule="exact" w:line="140"/>
+        <w:rPr>
+          <w:rFonts w:ascii="Consolas" w:hAnsi="Consolas" w:cs="Consolas"/>
+          <w:sz w:val="13"/>
+          <w:szCs w:val="13"/>
+        </w:rPr>
+      </w:pPr>
+      <w:r>
+        <w:rPr>
+          <w:rFonts w:cs="Consolas" w:ascii="Consolas" w:hAnsi="Consolas"/>
+          <w:sz w:val="13"/>
+          <w:szCs w:val="13"/>
+        </w:rPr>
+        <w:t xml:space="preserve">         </w:t>
+      </w:r>
+      <w:r>
+        <w:rPr>
+          <w:rFonts w:cs="Consolas" w:ascii="Consolas" w:hAnsi="Consolas"/>
+          <w:sz w:val="13"/>
+          <w:szCs w:val="13"/>
+        </w:rPr>
+        <w:t>Am     D7        G    Em</w:t>
+      </w:r>
+    </w:p>
+    <w:p>
+      <w:pPr>
+        <w:pStyle w:val="Normal"/>
+        <w:spacing w:lineRule="exact" w:line="140"/>
+        <w:rPr>
+          <w:rFonts w:ascii="Consolas" w:hAnsi="Consolas" w:cs="Consolas"/>
+          <w:sz w:val="13"/>
+          <w:szCs w:val="13"/>
+        </w:rPr>
+      </w:pPr>
+      <w:r>
+        <w:rPr>
+          <w:rFonts w:cs="Consolas" w:ascii="Consolas" w:hAnsi="Consolas"/>
+          <w:sz w:val="13"/>
+          <w:szCs w:val="13"/>
+        </w:rPr>
+        <w:t>Como las águilas como las águilas</w:t>
+      </w:r>
+    </w:p>
+    <w:p>
+      <w:pPr>
+        <w:pStyle w:val="Normal"/>
+        <w:spacing w:lineRule="exact" w:line="140"/>
+        <w:rPr>
+          <w:rFonts w:ascii="Consolas" w:hAnsi="Consolas" w:cs="Consolas"/>
+          <w:sz w:val="13"/>
+          <w:szCs w:val="13"/>
+        </w:rPr>
+      </w:pPr>
+      <w:r>
+        <w:rPr>
+          <w:rFonts w:cs="Consolas" w:ascii="Consolas" w:hAnsi="Consolas"/>
+          <w:sz w:val="13"/>
+          <w:szCs w:val="13"/>
+        </w:rPr>
+        <w:t xml:space="preserve">    </w:t>
+      </w:r>
+      <w:r>
+        <w:rPr>
+          <w:rFonts w:cs="Consolas" w:ascii="Consolas" w:hAnsi="Consolas"/>
+          <w:sz w:val="13"/>
+          <w:szCs w:val="13"/>
+        </w:rPr>
+        <w:t>B7           Em</w:t>
+      </w:r>
+    </w:p>
+    <w:p>
+      <w:pPr>
+        <w:pStyle w:val="Normal"/>
+        <w:spacing w:lineRule="exact" w:line="140"/>
+        <w:rPr>
+          <w:rFonts w:ascii="Consolas" w:hAnsi="Consolas" w:cs="Consolas"/>
+          <w:sz w:val="13"/>
+          <w:szCs w:val="13"/>
+        </w:rPr>
+      </w:pPr>
+      <w:r>
+        <w:rPr>
+          <w:rFonts w:cs="Consolas" w:ascii="Consolas" w:hAnsi="Consolas"/>
+          <w:sz w:val="13"/>
+          <w:szCs w:val="13"/>
+        </w:rPr>
+        <w:t>Sus alas levantarán</w:t>
+      </w:r>
+    </w:p>
+    <w:p>
+      <w:pPr>
+        <w:pStyle w:val="Normal"/>
+        <w:spacing w:lineRule="exact" w:line="140"/>
+        <w:rPr>
+          <w:rFonts w:ascii="Consolas" w:hAnsi="Consolas" w:cs="Consolas"/>
+          <w:sz w:val="13"/>
+          <w:szCs w:val="13"/>
+        </w:rPr>
+      </w:pPr>
+      <w:r>
+        <w:rPr>
+          <w:rFonts w:cs="Consolas" w:ascii="Consolas" w:hAnsi="Consolas"/>
+          <w:sz w:val="13"/>
+          <w:szCs w:val="13"/>
+        </w:rPr>
+      </w:r>
+    </w:p>
+    <w:p>
+      <w:pPr>
+        <w:pStyle w:val="Normal"/>
+        <w:spacing w:lineRule="exact" w:line="140"/>
+        <w:rPr>
+          <w:rFonts w:ascii="Consolas" w:hAnsi="Consolas" w:cs="Consolas"/>
+          <w:b/>
+          <w:b/>
+          <w:bCs/>
+          <w:color w:val="00B0F0"/>
+          <w:sz w:val="13"/>
+          <w:szCs w:val="13"/>
+        </w:rPr>
+      </w:pPr>
+      <w:r>
+        <w:rPr>
+          <w:rFonts w:cs="Consolas" w:ascii="Consolas" w:hAnsi="Consolas"/>
+          <w:b/>
+          <w:bCs/>
+          <w:color w:val="00B0F0"/>
+          <w:sz w:val="13"/>
+          <w:szCs w:val="13"/>
+        </w:rPr>
+        <w:t xml:space="preserve">CORO </w:t>
+      </w:r>
+      <w:r>
+        <w:rPr>
+          <w:rFonts w:cs="Consolas" w:ascii="Consolas" w:hAnsi="Consolas"/>
+          <w:b/>
+          <w:bCs/>
+          <w:color w:val="FF0000"/>
+          <w:sz w:val="13"/>
+          <w:szCs w:val="13"/>
+        </w:rPr>
+        <w:t>x2</w:t>
+      </w:r>
+    </w:p>
+    <w:p>
+      <w:pPr>
+        <w:pStyle w:val="Normal"/>
+        <w:spacing w:lineRule="exact" w:line="140"/>
+        <w:rPr>
+          <w:rFonts w:ascii="Consolas" w:hAnsi="Consolas" w:cs="Consolas"/>
+          <w:sz w:val="13"/>
+          <w:szCs w:val="13"/>
+        </w:rPr>
+      </w:pPr>
+      <w:r>
+        <w:rPr>
+          <w:rFonts w:cs="Consolas" w:ascii="Consolas" w:hAnsi="Consolas"/>
+          <w:sz w:val="13"/>
+          <w:szCs w:val="13"/>
+        </w:rPr>
+        <w:t xml:space="preserve">        </w:t>
+      </w:r>
+      <w:r>
+        <w:rPr>
+          <w:rFonts w:cs="Consolas" w:ascii="Consolas" w:hAnsi="Consolas"/>
+          <w:sz w:val="13"/>
+          <w:szCs w:val="13"/>
+        </w:rPr>
+        <w:t>D7               G</w:t>
+      </w:r>
+    </w:p>
+    <w:p>
+      <w:pPr>
+        <w:pStyle w:val="Normal"/>
+        <w:spacing w:lineRule="exact" w:line="140"/>
+        <w:rPr>
+          <w:rFonts w:ascii="Consolas" w:hAnsi="Consolas" w:cs="Consolas"/>
+          <w:sz w:val="13"/>
+          <w:szCs w:val="13"/>
+        </w:rPr>
+      </w:pPr>
+      <w:r>
+        <w:rPr>
+          <w:rFonts w:cs="Consolas" w:ascii="Consolas" w:hAnsi="Consolas"/>
+          <w:sz w:val="13"/>
+          <w:szCs w:val="13"/>
+        </w:rPr>
+        <w:t>Y correrán y no se cansarán</w:t>
+      </w:r>
+    </w:p>
+    <w:p>
+      <w:pPr>
+        <w:pStyle w:val="Normal"/>
+        <w:spacing w:lineRule="exact" w:line="140"/>
+        <w:rPr>
+          <w:rFonts w:ascii="Consolas" w:hAnsi="Consolas" w:cs="Consolas"/>
+          <w:sz w:val="13"/>
+          <w:szCs w:val="13"/>
+        </w:rPr>
+      </w:pPr>
+      <w:r>
+        <w:rPr>
+          <w:rFonts w:cs="Consolas" w:ascii="Consolas" w:hAnsi="Consolas"/>
+          <w:sz w:val="13"/>
+          <w:szCs w:val="13"/>
+        </w:rPr>
+        <w:t xml:space="preserve">       </w:t>
+      </w:r>
+      <w:r>
+        <w:rPr>
+          <w:rFonts w:cs="Consolas" w:ascii="Consolas" w:hAnsi="Consolas"/>
+          <w:sz w:val="13"/>
+          <w:szCs w:val="13"/>
+        </w:rPr>
+        <w:t xml:space="preserve">D7               G </w:t>
+      </w:r>
+    </w:p>
+    <w:p>
+      <w:pPr>
+        <w:pStyle w:val="Normal"/>
+        <w:spacing w:lineRule="exact" w:line="140"/>
+        <w:rPr>
+          <w:rFonts w:ascii="Consolas" w:hAnsi="Consolas" w:cs="Consolas"/>
+          <w:sz w:val="13"/>
+          <w:szCs w:val="13"/>
+        </w:rPr>
+      </w:pPr>
+      <w:r>
+        <w:rPr>
+          <w:rFonts w:cs="Consolas" w:ascii="Consolas" w:hAnsi="Consolas"/>
+          <w:sz w:val="13"/>
+          <w:szCs w:val="13"/>
+        </w:rPr>
+        <w:t>Caminarán, no se fatigarán</w:t>
+      </w:r>
+    </w:p>
+    <w:p>
+      <w:pPr>
+        <w:pStyle w:val="Normal"/>
+        <w:spacing w:lineRule="exact" w:line="140"/>
+        <w:rPr>
+          <w:rFonts w:ascii="Consolas" w:hAnsi="Consolas" w:cs="Consolas"/>
+          <w:sz w:val="13"/>
+          <w:szCs w:val="13"/>
+        </w:rPr>
+      </w:pPr>
+      <w:r>
+        <w:rPr>
+          <w:rFonts w:cs="Consolas" w:ascii="Consolas" w:hAnsi="Consolas"/>
+          <w:sz w:val="13"/>
+          <w:szCs w:val="13"/>
+        </w:rPr>
+        <w:t xml:space="preserve">            </w:t>
+      </w:r>
+      <w:r>
+        <w:rPr>
+          <w:rFonts w:cs="Consolas" w:ascii="Consolas" w:hAnsi="Consolas"/>
+          <w:sz w:val="13"/>
+          <w:szCs w:val="13"/>
+        </w:rPr>
+        <w:t>Am        D7           G       Em</w:t>
+      </w:r>
+    </w:p>
+    <w:p>
+      <w:pPr>
+        <w:pStyle w:val="Normal"/>
+        <w:spacing w:lineRule="exact" w:line="140"/>
+        <w:rPr>
+          <w:rFonts w:ascii="Consolas" w:hAnsi="Consolas" w:cs="Consolas"/>
+          <w:sz w:val="13"/>
+          <w:szCs w:val="13"/>
+        </w:rPr>
+      </w:pPr>
+      <w:r>
+        <w:rPr>
+          <w:rFonts w:cs="Consolas" w:ascii="Consolas" w:hAnsi="Consolas"/>
+          <w:sz w:val="13"/>
+          <w:szCs w:val="13"/>
+        </w:rPr>
+        <w:t>Nuevas fuerzas tendrán nuevas fuerzas tendrán</w:t>
+      </w:r>
+    </w:p>
+    <w:p>
+      <w:pPr>
+        <w:pStyle w:val="Normal"/>
+        <w:spacing w:lineRule="exact" w:line="140"/>
+        <w:rPr>
+          <w:rFonts w:ascii="Consolas" w:hAnsi="Consolas" w:cs="Consolas"/>
+          <w:sz w:val="13"/>
+          <w:szCs w:val="13"/>
+        </w:rPr>
+      </w:pPr>
+      <w:r>
+        <w:rPr>
+          <w:rFonts w:cs="Consolas" w:ascii="Consolas" w:hAnsi="Consolas"/>
+          <w:sz w:val="13"/>
+          <w:szCs w:val="13"/>
+        </w:rPr>
+        <w:t xml:space="preserve">           </w:t>
+      </w:r>
+      <w:r>
+        <w:rPr>
+          <w:rFonts w:cs="Consolas" w:ascii="Consolas" w:hAnsi="Consolas"/>
+          <w:sz w:val="13"/>
+          <w:szCs w:val="13"/>
+        </w:rPr>
+        <w:t>B7                           Em E7</w:t>
+      </w:r>
+    </w:p>
+    <w:p>
+      <w:pPr>
+        <w:pStyle w:val="Normal"/>
+        <w:spacing w:lineRule="exact" w:line="140"/>
+        <w:rPr>
+          <w:rFonts w:ascii="Consolas" w:hAnsi="Consolas" w:cs="Consolas"/>
+          <w:sz w:val="13"/>
+          <w:szCs w:val="13"/>
+        </w:rPr>
+      </w:pPr>
+      <w:r>
+        <w:rPr>
+          <w:rFonts w:cs="Consolas" w:ascii="Consolas" w:hAnsi="Consolas"/>
+          <w:sz w:val="13"/>
+          <w:szCs w:val="13"/>
+        </w:rPr>
+        <w:t>Los que esperan los que esperan en Jehová</w:t>
+      </w:r>
+    </w:p>
+    <w:p>
+      <w:pPr>
+        <w:pStyle w:val="Normal"/>
+        <w:spacing w:lineRule="exact" w:line="140"/>
+        <w:rPr>
+          <w:rFonts w:ascii="Consolas" w:hAnsi="Consolas" w:cs="Consolas"/>
+          <w:sz w:val="13"/>
+          <w:szCs w:val="13"/>
+        </w:rPr>
+      </w:pPr>
+      <w:r>
+        <w:rPr>
+          <w:rFonts w:cs="Consolas" w:ascii="Consolas" w:hAnsi="Consolas"/>
+          <w:sz w:val="13"/>
+          <w:szCs w:val="13"/>
+        </w:rPr>
+        <w:t xml:space="preserve">            </w:t>
+      </w:r>
+      <w:r>
+        <w:rPr>
+          <w:rFonts w:cs="Consolas" w:ascii="Consolas" w:hAnsi="Consolas"/>
+          <w:sz w:val="13"/>
+          <w:szCs w:val="13"/>
+        </w:rPr>
+        <w:t>Am        D7           G       Em</w:t>
+      </w:r>
+    </w:p>
+    <w:p>
+      <w:pPr>
+        <w:pStyle w:val="Normal"/>
+        <w:spacing w:lineRule="exact" w:line="140"/>
+        <w:rPr>
+          <w:rFonts w:ascii="Consolas" w:hAnsi="Consolas" w:cs="Consolas"/>
+          <w:sz w:val="13"/>
+          <w:szCs w:val="13"/>
+        </w:rPr>
+      </w:pPr>
+      <w:r>
+        <w:rPr>
+          <w:rFonts w:cs="Consolas" w:ascii="Consolas" w:hAnsi="Consolas"/>
+          <w:sz w:val="13"/>
+          <w:szCs w:val="13"/>
+        </w:rPr>
+        <w:t>Nuevas fuerzas tendrán nuevas fuerzas tendrán</w:t>
+      </w:r>
+    </w:p>
+    <w:p>
+      <w:pPr>
+        <w:pStyle w:val="Normal"/>
+        <w:spacing w:lineRule="exact" w:line="140"/>
+        <w:rPr>
+          <w:rFonts w:ascii="Consolas" w:hAnsi="Consolas" w:cs="Consolas"/>
+          <w:sz w:val="13"/>
+          <w:szCs w:val="13"/>
+        </w:rPr>
+      </w:pPr>
+      <w:r>
+        <w:rPr>
+          <w:rFonts w:cs="Consolas" w:ascii="Consolas" w:hAnsi="Consolas"/>
+          <w:sz w:val="13"/>
+          <w:szCs w:val="13"/>
+        </w:rPr>
+        <w:t xml:space="preserve">           </w:t>
+      </w:r>
+      <w:r>
+        <w:rPr>
+          <w:rFonts w:cs="Consolas" w:ascii="Consolas" w:hAnsi="Consolas"/>
+          <w:sz w:val="13"/>
+          <w:szCs w:val="13"/>
+        </w:rPr>
+        <w:t>B7                           Em</w:t>
+      </w:r>
+    </w:p>
+    <w:p>
+      <w:pPr>
+        <w:pStyle w:val="Normal"/>
+        <w:spacing w:lineRule="exact" w:line="140"/>
+        <w:rPr>
+          <w:rFonts w:ascii="Consolas" w:hAnsi="Consolas" w:cs="Consolas"/>
+          <w:sz w:val="13"/>
+          <w:szCs w:val="13"/>
+        </w:rPr>
+      </w:pPr>
+      <w:r>
+        <w:rPr>
+          <w:rFonts w:cs="Consolas" w:ascii="Consolas" w:hAnsi="Consolas"/>
+          <w:sz w:val="13"/>
+          <w:szCs w:val="13"/>
+        </w:rPr>
+        <w:t>Los que esperan los que esperan en Jehová</w:t>
+      </w:r>
+    </w:p>
+    <w:p>
+      <w:pPr>
+        <w:pStyle w:val="Normal"/>
+        <w:spacing w:lineRule="exact" w:line="140"/>
+        <w:rPr>
+          <w:rFonts w:ascii="Consolas" w:hAnsi="Consolas" w:cs="Consolas"/>
+          <w:sz w:val="13"/>
+          <w:szCs w:val="13"/>
+        </w:rPr>
+      </w:pPr>
+      <w:r>
+        <w:rPr>
+          <w:rFonts w:cs="Consolas" w:ascii="Consolas" w:hAnsi="Consolas"/>
+          <w:sz w:val="13"/>
+          <w:szCs w:val="13"/>
+        </w:rPr>
+      </w:r>
+    </w:p>
+    <w:p>
+      <w:pPr>
+        <w:pStyle w:val="Normal"/>
+        <w:spacing w:lineRule="exact" w:line="140"/>
+        <w:rPr>
+          <w:rFonts w:ascii="Consolas" w:hAnsi="Consolas" w:cs="Consolas"/>
+          <w:b/>
+          <w:b/>
+          <w:bCs/>
+          <w:color w:val="00B0F0"/>
+          <w:sz w:val="13"/>
+          <w:szCs w:val="13"/>
+        </w:rPr>
+      </w:pPr>
+      <w:r>
+        <w:rPr>
+          <w:rFonts w:cs="Consolas" w:ascii="Consolas" w:hAnsi="Consolas"/>
+          <w:b/>
+          <w:bCs/>
+          <w:color w:val="00B0F0"/>
+          <w:sz w:val="13"/>
+          <w:szCs w:val="13"/>
+        </w:rPr>
+        <w:t>SOLO</w:t>
+      </w:r>
+    </w:p>
+    <w:p>
+      <w:pPr>
+        <w:pStyle w:val="Normal"/>
+        <w:spacing w:lineRule="exact" w:line="140"/>
+        <w:rPr>
+          <w:rFonts w:ascii="Consolas" w:hAnsi="Consolas" w:cs="Consolas"/>
+          <w:sz w:val="13"/>
+          <w:szCs w:val="13"/>
+        </w:rPr>
+      </w:pPr>
+      <w:r>
+        <w:rPr>
+          <w:rFonts w:cs="Consolas" w:ascii="Consolas" w:hAnsi="Consolas"/>
+          <w:sz w:val="13"/>
+          <w:szCs w:val="13"/>
+        </w:rPr>
+        <w:t>Am D7 G Em B7 Em</w:t>
+      </w:r>
+    </w:p>
+    <w:p>
+      <w:pPr>
+        <w:pStyle w:val="Normal"/>
+        <w:spacing w:lineRule="exact" w:line="140"/>
+        <w:rPr>
+          <w:rFonts w:ascii="Consolas" w:hAnsi="Consolas" w:cs="Consolas"/>
+          <w:sz w:val="13"/>
+          <w:szCs w:val="13"/>
+        </w:rPr>
+      </w:pPr>
+      <w:r>
+        <w:rPr>
+          <w:rFonts w:cs="Consolas" w:ascii="Consolas" w:hAnsi="Consolas"/>
+          <w:sz w:val="13"/>
+          <w:szCs w:val="13"/>
+        </w:rPr>
+      </w:r>
+    </w:p>
+    <w:p>
+      <w:pPr>
+        <w:pStyle w:val="Normal"/>
+        <w:spacing w:lineRule="exact" w:line="140"/>
+        <w:rPr>
+          <w:color w:val="FF0000"/>
+          <w:sz w:val="15"/>
+          <w:szCs w:val="15"/>
+        </w:rPr>
+      </w:pPr>
       <w:r>
         <w:rPr>
           <w:rFonts w:cs="Consolas" w:ascii="Consolas" w:hAnsi="Consolas"/>
@@ -792,34 +1579,25 @@
           <w:sz w:val="15"/>
           <w:szCs w:val="15"/>
         </w:rPr>
-        <w:t>x2</w:t>
-      </w:r>
+        <w:t xml:space="preserve">Satúrame Señor con tu Espíritu x2 </w:t>
+      </w:r>
+    </w:p>
+    <w:p>
+      <w:pPr>
+        <w:pStyle w:val="Normal"/>
+        <w:spacing w:lineRule="exact" w:line="140"/>
+        <w:rPr>
+          <w:color w:val="43C330"/>
+          <w:sz w:val="13"/>
+          <w:szCs w:val="13"/>
+        </w:rPr>
+      </w:pPr>
       <w:r>
         <w:rPr>
           <w:rFonts w:cs="Consolas" w:ascii="Consolas" w:hAnsi="Consolas"/>
           <w:b/>
           <w:bCs/>
-          <w:color w:val="FF0000"/>
-          <w:sz w:val="13"/>
-          <w:szCs w:val="13"/>
-        </w:rPr>
-        <w:t xml:space="preserve"> </w:t>
-      </w:r>
-    </w:p>
-    <w:p>
-      <w:pPr>
-        <w:pStyle w:val="Normal"/>
-        <w:spacing w:lineRule="exact" w:line="140"/>
-        <w:rPr>
-          <w:rFonts w:ascii="Consolas" w:hAnsi="Consolas" w:cs="Consolas"/>
-          <w:sz w:val="13"/>
-          <w:szCs w:val="13"/>
-        </w:rPr>
-      </w:pPr>
-      <w:r>
-        <w:rPr>
-          <w:rFonts w:cs="Consolas" w:ascii="Consolas" w:hAnsi="Consolas"/>
-          <w:color w:val="00B050"/>
+          <w:color w:val="43C330"/>
           <w:sz w:val="13"/>
           <w:szCs w:val="13"/>
         </w:rPr>
@@ -842,282 +1620,374 @@
           <w:sz w:val="13"/>
           <w:szCs w:val="13"/>
         </w:rPr>
-        <w:t xml:space="preserve">           </w:t>
-      </w:r>
-      <w:r>
-        <w:rPr>
-          <w:rFonts w:cs="Consolas" w:ascii="Consolas" w:hAnsi="Consolas"/>
-          <w:sz w:val="13"/>
-          <w:szCs w:val="13"/>
-        </w:rPr>
-        <w:t>Em                            B7</w:t>
-      </w:r>
-    </w:p>
-    <w:p>
-      <w:pPr>
-        <w:pStyle w:val="Normal"/>
-        <w:spacing w:lineRule="exact" w:line="140"/>
-        <w:rPr>
-          <w:rFonts w:ascii="Consolas" w:hAnsi="Consolas" w:cs="Consolas"/>
-          <w:sz w:val="13"/>
-          <w:szCs w:val="13"/>
-        </w:rPr>
-      </w:pPr>
-      <w:r>
-        <w:rPr>
-          <w:rFonts w:cs="Consolas" w:ascii="Consolas" w:hAnsi="Consolas"/>
-          <w:sz w:val="13"/>
-          <w:szCs w:val="13"/>
-        </w:rPr>
-        <w:t>Los que esperan, los que esperan en Jehová</w:t>
-      </w:r>
-    </w:p>
-    <w:p>
-      <w:pPr>
-        <w:pStyle w:val="Normal"/>
-        <w:spacing w:lineRule="exact" w:line="140"/>
-        <w:rPr>
-          <w:rFonts w:ascii="Consolas" w:hAnsi="Consolas" w:cs="Consolas"/>
-          <w:sz w:val="13"/>
-          <w:szCs w:val="13"/>
-        </w:rPr>
-      </w:pPr>
-      <w:r>
-        <w:rPr>
-          <w:rFonts w:cs="Consolas" w:ascii="Consolas" w:hAnsi="Consolas"/>
-          <w:sz w:val="13"/>
-          <w:szCs w:val="13"/>
-        </w:rPr>
-        <w:t xml:space="preserve">                                       </w:t>
-      </w:r>
-      <w:r>
-        <w:rPr>
-          <w:rFonts w:cs="Consolas" w:ascii="Consolas" w:hAnsi="Consolas"/>
-          <w:sz w:val="13"/>
-          <w:szCs w:val="13"/>
-        </w:rPr>
-        <w:t>Em  E7</w:t>
-      </w:r>
-    </w:p>
-    <w:p>
-      <w:pPr>
-        <w:pStyle w:val="Normal"/>
-        <w:spacing w:lineRule="exact" w:line="140"/>
-        <w:rPr>
-          <w:rFonts w:ascii="Consolas" w:hAnsi="Consolas" w:cs="Consolas"/>
-          <w:sz w:val="13"/>
-          <w:szCs w:val="13"/>
-        </w:rPr>
-      </w:pPr>
-      <w:r>
-        <w:rPr>
-          <w:rFonts w:cs="Consolas" w:ascii="Consolas" w:hAnsi="Consolas"/>
-          <w:sz w:val="13"/>
-          <w:szCs w:val="13"/>
-        </w:rPr>
-        <w:t>Los que esperan, los que esperan en Jehová</w:t>
-      </w:r>
-    </w:p>
-    <w:p>
-      <w:pPr>
-        <w:pStyle w:val="Normal"/>
-        <w:spacing w:lineRule="exact" w:line="140"/>
-        <w:rPr>
-          <w:rFonts w:ascii="Consolas" w:hAnsi="Consolas" w:cs="Consolas"/>
-          <w:sz w:val="13"/>
-          <w:szCs w:val="13"/>
-        </w:rPr>
-      </w:pPr>
-      <w:r>
-        <w:rPr>
-          <w:rFonts w:cs="Consolas" w:ascii="Consolas" w:hAnsi="Consolas"/>
-          <w:sz w:val="13"/>
-          <w:szCs w:val="13"/>
-        </w:rPr>
-        <w:t xml:space="preserve">         </w:t>
-      </w:r>
-      <w:r>
-        <w:rPr>
-          <w:rFonts w:cs="Consolas" w:ascii="Consolas" w:hAnsi="Consolas"/>
-          <w:sz w:val="13"/>
-          <w:szCs w:val="13"/>
-        </w:rPr>
-        <w:t>Am     D7        G    Em</w:t>
-      </w:r>
-    </w:p>
-    <w:p>
-      <w:pPr>
-        <w:pStyle w:val="Normal"/>
-        <w:spacing w:lineRule="exact" w:line="140"/>
-        <w:rPr>
-          <w:rFonts w:ascii="Consolas" w:hAnsi="Consolas" w:cs="Consolas"/>
-          <w:sz w:val="13"/>
-          <w:szCs w:val="13"/>
-        </w:rPr>
-      </w:pPr>
-      <w:r>
-        <w:rPr>
-          <w:rFonts w:cs="Consolas" w:ascii="Consolas" w:hAnsi="Consolas"/>
-          <w:sz w:val="13"/>
-          <w:szCs w:val="13"/>
-        </w:rPr>
-        <w:t>Como las águilas como las águilas</w:t>
-      </w:r>
-    </w:p>
-    <w:p>
-      <w:pPr>
-        <w:pStyle w:val="Normal"/>
-        <w:spacing w:lineRule="exact" w:line="140"/>
-        <w:rPr>
-          <w:rFonts w:ascii="Consolas" w:hAnsi="Consolas" w:cs="Consolas"/>
-          <w:sz w:val="13"/>
-          <w:szCs w:val="13"/>
-        </w:rPr>
-      </w:pPr>
-      <w:r>
-        <w:rPr>
-          <w:rFonts w:cs="Consolas" w:ascii="Consolas" w:hAnsi="Consolas"/>
-          <w:sz w:val="13"/>
-          <w:szCs w:val="13"/>
-        </w:rPr>
-      </w:r>
-    </w:p>
-    <w:p>
-      <w:pPr>
-        <w:pStyle w:val="Normal"/>
-        <w:spacing w:lineRule="exact" w:line="140"/>
-        <w:rPr>
-          <w:rFonts w:ascii="Consolas" w:hAnsi="Consolas" w:cs="Consolas"/>
-          <w:sz w:val="13"/>
-          <w:szCs w:val="13"/>
-        </w:rPr>
-      </w:pPr>
-      <w:r>
-        <w:rPr>
-          <w:rFonts w:cs="Consolas" w:ascii="Consolas" w:hAnsi="Consolas"/>
-          <w:sz w:val="13"/>
-          <w:szCs w:val="13"/>
-        </w:rPr>
-        <w:t xml:space="preserve">      </w:t>
-      </w:r>
-      <w:r>
-        <w:rPr>
-          <w:rFonts w:cs="Consolas" w:ascii="Consolas" w:hAnsi="Consolas"/>
-          <w:sz w:val="13"/>
-          <w:szCs w:val="13"/>
-        </w:rPr>
-        <w:t>B7         Em E7</w:t>
-      </w:r>
-    </w:p>
-    <w:p>
-      <w:pPr>
-        <w:pStyle w:val="Normal"/>
-        <w:spacing w:lineRule="exact" w:line="140"/>
-        <w:rPr>
-          <w:rFonts w:ascii="Consolas" w:hAnsi="Consolas" w:cs="Consolas"/>
-          <w:sz w:val="13"/>
-          <w:szCs w:val="13"/>
-        </w:rPr>
-      </w:pPr>
-      <w:r>
-        <w:rPr>
-          <w:rFonts w:cs="Consolas" w:ascii="Consolas" w:hAnsi="Consolas"/>
-          <w:sz w:val="13"/>
-          <w:szCs w:val="13"/>
-        </w:rPr>
-        <w:t>Sus alas levantarán</w:t>
-      </w:r>
-    </w:p>
-    <w:p>
-      <w:pPr>
-        <w:pStyle w:val="Normal"/>
-        <w:spacing w:lineRule="exact" w:line="140"/>
-        <w:rPr>
-          <w:rFonts w:ascii="Consolas" w:hAnsi="Consolas" w:cs="Consolas"/>
-          <w:sz w:val="13"/>
-          <w:szCs w:val="13"/>
-        </w:rPr>
-      </w:pPr>
-      <w:r>
-        <w:rPr>
-          <w:rFonts w:cs="Consolas" w:ascii="Consolas" w:hAnsi="Consolas"/>
-          <w:sz w:val="13"/>
-          <w:szCs w:val="13"/>
-        </w:rPr>
-        <w:t xml:space="preserve">         </w:t>
-      </w:r>
-      <w:r>
-        <w:rPr>
-          <w:rFonts w:cs="Consolas" w:ascii="Consolas" w:hAnsi="Consolas"/>
-          <w:sz w:val="13"/>
-          <w:szCs w:val="13"/>
-        </w:rPr>
-        <w:t>Am     D7        G    Em</w:t>
-      </w:r>
-    </w:p>
-    <w:p>
-      <w:pPr>
-        <w:pStyle w:val="Normal"/>
-        <w:spacing w:lineRule="exact" w:line="140"/>
-        <w:rPr>
-          <w:rFonts w:ascii="Consolas" w:hAnsi="Consolas" w:cs="Consolas"/>
-          <w:sz w:val="13"/>
-          <w:szCs w:val="13"/>
-        </w:rPr>
-      </w:pPr>
-      <w:r>
-        <w:rPr>
-          <w:rFonts w:cs="Consolas" w:ascii="Consolas" w:hAnsi="Consolas"/>
-          <w:sz w:val="13"/>
-          <w:szCs w:val="13"/>
-        </w:rPr>
-        <w:t>Como las águilas como las águilas</w:t>
-      </w:r>
-    </w:p>
-    <w:p>
-      <w:pPr>
-        <w:pStyle w:val="Normal"/>
-        <w:spacing w:lineRule="exact" w:line="140"/>
-        <w:rPr>
-          <w:rFonts w:ascii="Consolas" w:hAnsi="Consolas" w:cs="Consolas"/>
-          <w:sz w:val="13"/>
-          <w:szCs w:val="13"/>
-        </w:rPr>
-      </w:pPr>
-      <w:r>
-        <w:rPr>
-          <w:rFonts w:cs="Consolas" w:ascii="Consolas" w:hAnsi="Consolas"/>
-          <w:sz w:val="13"/>
-          <w:szCs w:val="13"/>
-        </w:rPr>
-        <w:t xml:space="preserve">    </w:t>
-      </w:r>
-      <w:r>
-        <w:rPr>
-          <w:rFonts w:cs="Consolas" w:ascii="Consolas" w:hAnsi="Consolas"/>
-          <w:sz w:val="13"/>
-          <w:szCs w:val="13"/>
-        </w:rPr>
-        <w:t>B7           Em</w:t>
-      </w:r>
-    </w:p>
-    <w:p>
-      <w:pPr>
-        <w:pStyle w:val="Normal"/>
-        <w:spacing w:lineRule="exact" w:line="140"/>
-        <w:rPr>
-          <w:rFonts w:ascii="Consolas" w:hAnsi="Consolas" w:cs="Consolas"/>
-          <w:sz w:val="13"/>
-          <w:szCs w:val="13"/>
-        </w:rPr>
-      </w:pPr>
-      <w:r>
-        <w:rPr>
-          <w:rFonts w:cs="Consolas" w:ascii="Consolas" w:hAnsi="Consolas"/>
-          <w:sz w:val="13"/>
-          <w:szCs w:val="13"/>
-        </w:rPr>
-        <w:t>Sus alas levantarán</w:t>
+        <w:t xml:space="preserve">                         </w:t>
+      </w:r>
+      <w:r>
+        <w:rPr>
+          <w:rFonts w:cs="Consolas" w:ascii="Consolas" w:hAnsi="Consolas"/>
+          <w:sz w:val="13"/>
+          <w:szCs w:val="13"/>
+        </w:rPr>
+        <w:t>B7</w:t>
+      </w:r>
+    </w:p>
+    <w:p>
+      <w:pPr>
+        <w:pStyle w:val="Normal"/>
+        <w:spacing w:lineRule="exact" w:line="140"/>
+        <w:rPr>
+          <w:rFonts w:ascii="Consolas" w:hAnsi="Consolas" w:cs="Consolas"/>
+          <w:sz w:val="13"/>
+          <w:szCs w:val="13"/>
+        </w:rPr>
+      </w:pPr>
+      <w:r>
+        <w:rPr>
+          <w:rFonts w:cs="Consolas" w:ascii="Consolas" w:hAnsi="Consolas"/>
+          <w:sz w:val="13"/>
+          <w:szCs w:val="13"/>
+        </w:rPr>
+        <w:t>Satúrame Señor con tu Espíritu</w:t>
+      </w:r>
+    </w:p>
+    <w:p>
+      <w:pPr>
+        <w:pStyle w:val="Normal"/>
+        <w:spacing w:lineRule="exact" w:line="140"/>
+        <w:rPr>
+          <w:rFonts w:ascii="Consolas" w:hAnsi="Consolas" w:cs="Consolas"/>
+          <w:sz w:val="13"/>
+          <w:szCs w:val="13"/>
+        </w:rPr>
+      </w:pPr>
+      <w:r>
+        <w:rPr>
+          <w:rFonts w:cs="Consolas" w:ascii="Consolas" w:hAnsi="Consolas"/>
+          <w:sz w:val="13"/>
+          <w:szCs w:val="13"/>
+        </w:rPr>
+        <w:t xml:space="preserve">                         </w:t>
+      </w:r>
+      <w:r>
+        <w:rPr>
+          <w:rFonts w:cs="Consolas" w:ascii="Consolas" w:hAnsi="Consolas"/>
+          <w:sz w:val="13"/>
+          <w:szCs w:val="13"/>
+        </w:rPr>
+        <w:t xml:space="preserve">Em   </w:t>
+      </w:r>
+    </w:p>
+    <w:p>
+      <w:pPr>
+        <w:pStyle w:val="Normal"/>
+        <w:spacing w:lineRule="exact" w:line="140"/>
+        <w:rPr>
+          <w:rFonts w:ascii="Consolas" w:hAnsi="Consolas" w:cs="Consolas"/>
+          <w:sz w:val="13"/>
+          <w:szCs w:val="13"/>
+        </w:rPr>
+      </w:pPr>
+      <w:r>
+        <w:rPr>
+          <w:rFonts w:cs="Consolas" w:ascii="Consolas" w:hAnsi="Consolas"/>
+          <w:sz w:val="13"/>
+          <w:szCs w:val="13"/>
+        </w:rPr>
+        <w:t>Satúrame Señor con tu Espíritu</w:t>
+      </w:r>
+    </w:p>
+    <w:p>
+      <w:pPr>
+        <w:pStyle w:val="Normal"/>
+        <w:spacing w:lineRule="exact" w:line="140"/>
+        <w:rPr>
+          <w:rFonts w:ascii="Consolas" w:hAnsi="Consolas" w:cs="Consolas"/>
+          <w:sz w:val="13"/>
+          <w:szCs w:val="13"/>
+        </w:rPr>
+      </w:pPr>
+      <w:r>
+        <w:rPr>
+          <w:rFonts w:cs="Consolas" w:ascii="Consolas" w:hAnsi="Consolas"/>
+          <w:sz w:val="13"/>
+          <w:szCs w:val="13"/>
+        </w:rPr>
+        <w:t xml:space="preserve">                         </w:t>
+      </w:r>
+      <w:r>
+        <w:rPr>
+          <w:rFonts w:cs="Consolas" w:ascii="Consolas" w:hAnsi="Consolas"/>
+          <w:sz w:val="13"/>
+          <w:szCs w:val="13"/>
+        </w:rPr>
+        <w:t>B7</w:t>
+      </w:r>
+    </w:p>
+    <w:p>
+      <w:pPr>
+        <w:pStyle w:val="Normal"/>
+        <w:spacing w:lineRule="exact" w:line="140"/>
+        <w:rPr>
+          <w:rFonts w:ascii="Consolas" w:hAnsi="Consolas" w:cs="Consolas"/>
+          <w:sz w:val="13"/>
+          <w:szCs w:val="13"/>
+        </w:rPr>
+      </w:pPr>
+      <w:r>
+        <w:rPr>
+          <w:rFonts w:cs="Consolas" w:ascii="Consolas" w:hAnsi="Consolas"/>
+          <w:sz w:val="13"/>
+          <w:szCs w:val="13"/>
+        </w:rPr>
+        <w:t>Satúrame Señor con tu Espíritu</w:t>
+      </w:r>
+    </w:p>
+    <w:p>
+      <w:pPr>
+        <w:pStyle w:val="Normal"/>
+        <w:spacing w:lineRule="exact" w:line="140"/>
+        <w:rPr>
+          <w:rFonts w:ascii="Consolas" w:hAnsi="Consolas" w:cs="Consolas"/>
+          <w:sz w:val="13"/>
+          <w:szCs w:val="13"/>
+        </w:rPr>
+      </w:pPr>
+      <w:r>
+        <w:rPr>
+          <w:rFonts w:cs="Consolas" w:ascii="Consolas" w:hAnsi="Consolas"/>
+          <w:sz w:val="13"/>
+          <w:szCs w:val="13"/>
+        </w:rPr>
+        <w:t xml:space="preserve">                         </w:t>
+      </w:r>
+      <w:r>
+        <w:rPr>
+          <w:rFonts w:cs="Consolas" w:ascii="Consolas" w:hAnsi="Consolas"/>
+          <w:sz w:val="13"/>
+          <w:szCs w:val="13"/>
+        </w:rPr>
+        <w:t>Em   E7</w:t>
+      </w:r>
+    </w:p>
+    <w:p>
+      <w:pPr>
+        <w:pStyle w:val="Normal"/>
+        <w:spacing w:lineRule="exact" w:line="140"/>
+        <w:rPr>
+          <w:rFonts w:ascii="Consolas" w:hAnsi="Consolas" w:cs="Consolas"/>
+          <w:sz w:val="13"/>
+          <w:szCs w:val="13"/>
+        </w:rPr>
+      </w:pPr>
+      <w:r>
+        <w:rPr>
+          <w:rFonts w:cs="Consolas" w:ascii="Consolas" w:hAnsi="Consolas"/>
+          <w:sz w:val="13"/>
+          <w:szCs w:val="13"/>
+        </w:rPr>
+        <w:t>Satúrame Señor con tu Espíritu</w:t>
+      </w:r>
+    </w:p>
+    <w:p>
+      <w:pPr>
+        <w:pStyle w:val="Normal"/>
+        <w:spacing w:lineRule="exact" w:line="140"/>
+        <w:rPr>
+          <w:rFonts w:ascii="Consolas" w:hAnsi="Consolas" w:cs="Consolas"/>
+          <w:sz w:val="13"/>
+          <w:szCs w:val="13"/>
+        </w:rPr>
+      </w:pPr>
+      <w:r>
+        <w:rPr>
+          <w:rFonts w:cs="Consolas" w:ascii="Consolas" w:hAnsi="Consolas"/>
+          <w:sz w:val="13"/>
+          <w:szCs w:val="13"/>
+        </w:rPr>
+        <w:t xml:space="preserve">   </w:t>
+      </w:r>
+      <w:r>
+        <w:rPr>
+          <w:rFonts w:cs="Consolas" w:ascii="Consolas" w:hAnsi="Consolas"/>
+          <w:sz w:val="13"/>
+          <w:szCs w:val="13"/>
+        </w:rPr>
+        <w:t>Am        D7      G           Em</w:t>
+      </w:r>
+    </w:p>
+    <w:p>
+      <w:pPr>
+        <w:pStyle w:val="Normal"/>
+        <w:spacing w:lineRule="exact" w:line="140"/>
+        <w:rPr>
+          <w:rFonts w:ascii="Consolas" w:hAnsi="Consolas" w:cs="Consolas"/>
+          <w:sz w:val="13"/>
+          <w:szCs w:val="13"/>
+        </w:rPr>
+      </w:pPr>
+      <w:r>
+        <w:rPr>
+          <w:rFonts w:cs="Consolas" w:ascii="Consolas" w:hAnsi="Consolas"/>
+          <w:sz w:val="13"/>
+          <w:szCs w:val="13"/>
+        </w:rPr>
+        <w:t>Y déjame sentir el fuego de tu amor</w:t>
+      </w:r>
+    </w:p>
+    <w:p>
+      <w:pPr>
+        <w:pStyle w:val="Normal"/>
+        <w:spacing w:lineRule="exact" w:line="140"/>
+        <w:rPr>
+          <w:rFonts w:ascii="Consolas" w:hAnsi="Consolas" w:cs="Consolas"/>
+          <w:sz w:val="13"/>
+          <w:szCs w:val="13"/>
+        </w:rPr>
+      </w:pPr>
+      <w:r>
+        <w:rPr>
+          <w:rFonts w:cs="Consolas" w:ascii="Consolas" w:hAnsi="Consolas"/>
+          <w:sz w:val="13"/>
+          <w:szCs w:val="13"/>
+        </w:rPr>
+        <w:t xml:space="preserve">   </w:t>
+      </w:r>
+      <w:r>
+        <w:rPr>
+          <w:rFonts w:cs="Consolas" w:ascii="Consolas" w:hAnsi="Consolas"/>
+          <w:sz w:val="13"/>
+          <w:szCs w:val="13"/>
+        </w:rPr>
+        <w:t>B7               Em E7</w:t>
+      </w:r>
+    </w:p>
+    <w:p>
+      <w:pPr>
+        <w:pStyle w:val="Normal"/>
+        <w:spacing w:lineRule="exact" w:line="140"/>
+        <w:rPr>
+          <w:rFonts w:ascii="Consolas" w:hAnsi="Consolas" w:cs="Consolas"/>
+          <w:sz w:val="13"/>
+          <w:szCs w:val="13"/>
+        </w:rPr>
+      </w:pPr>
+      <w:r>
+        <w:rPr>
+          <w:rFonts w:cs="Consolas" w:ascii="Consolas" w:hAnsi="Consolas"/>
+          <w:sz w:val="13"/>
+          <w:szCs w:val="13"/>
+        </w:rPr>
+        <w:t>Aquí en mi corazón Señor</w:t>
+      </w:r>
+    </w:p>
+    <w:p>
+      <w:pPr>
+        <w:pStyle w:val="Normal"/>
+        <w:spacing w:lineRule="exact" w:line="140"/>
+        <w:rPr>
+          <w:rFonts w:ascii="Consolas" w:hAnsi="Consolas" w:cs="Consolas"/>
+          <w:sz w:val="13"/>
+          <w:szCs w:val="13"/>
+        </w:rPr>
+      </w:pPr>
+      <w:r>
+        <w:rPr>
+          <w:rFonts w:cs="Consolas" w:ascii="Consolas" w:hAnsi="Consolas"/>
+          <w:sz w:val="13"/>
+          <w:szCs w:val="13"/>
+        </w:rPr>
+      </w:r>
+    </w:p>
+    <w:p>
+      <w:pPr>
+        <w:pStyle w:val="Normal"/>
+        <w:spacing w:lineRule="exact" w:line="140"/>
+        <w:rPr>
+          <w:rFonts w:ascii="Consolas" w:hAnsi="Consolas" w:cs="Consolas"/>
+          <w:sz w:val="13"/>
+          <w:szCs w:val="13"/>
+        </w:rPr>
+      </w:pPr>
+      <w:r>
+        <w:rPr>
+          <w:rFonts w:cs="Consolas" w:ascii="Consolas" w:hAnsi="Consolas"/>
+          <w:sz w:val="13"/>
+          <w:szCs w:val="13"/>
+        </w:rPr>
+        <w:t xml:space="preserve">   </w:t>
+      </w:r>
+      <w:r>
+        <w:rPr>
+          <w:rFonts w:cs="Consolas" w:ascii="Consolas" w:hAnsi="Consolas"/>
+          <w:sz w:val="13"/>
+          <w:szCs w:val="13"/>
+        </w:rPr>
+        <w:t>Am        D7      G           Em</w:t>
+      </w:r>
+    </w:p>
+    <w:p>
+      <w:pPr>
+        <w:pStyle w:val="Normal"/>
+        <w:spacing w:lineRule="exact" w:line="140"/>
+        <w:rPr>
+          <w:rFonts w:ascii="Consolas" w:hAnsi="Consolas" w:cs="Consolas"/>
+          <w:sz w:val="13"/>
+          <w:szCs w:val="13"/>
+        </w:rPr>
+      </w:pPr>
+      <w:r>
+        <w:rPr>
+          <w:rFonts w:cs="Consolas" w:ascii="Consolas" w:hAnsi="Consolas"/>
+          <w:sz w:val="13"/>
+          <w:szCs w:val="13"/>
+        </w:rPr>
+        <w:t>Y déjame sentir el fuego de tu amor</w:t>
+      </w:r>
+    </w:p>
+    <w:p>
+      <w:pPr>
+        <w:pStyle w:val="Normal"/>
+        <w:spacing w:lineRule="exact" w:line="140"/>
+        <w:rPr>
+          <w:rFonts w:ascii="Consolas" w:hAnsi="Consolas" w:cs="Consolas"/>
+          <w:sz w:val="13"/>
+          <w:szCs w:val="13"/>
+        </w:rPr>
+      </w:pPr>
+      <w:r>
+        <w:rPr>
+          <w:rFonts w:cs="Consolas" w:ascii="Consolas" w:hAnsi="Consolas"/>
+          <w:sz w:val="13"/>
+          <w:szCs w:val="13"/>
+        </w:rPr>
+        <w:t xml:space="preserve">   </w:t>
+      </w:r>
+      <w:r>
+        <w:rPr>
+          <w:rFonts w:cs="Consolas" w:ascii="Consolas" w:hAnsi="Consolas"/>
+          <w:sz w:val="13"/>
+          <w:szCs w:val="13"/>
+        </w:rPr>
+        <w:t>B7               Em</w:t>
+      </w:r>
+    </w:p>
+    <w:p>
+      <w:pPr>
+        <w:pStyle w:val="Normal"/>
+        <w:spacing w:lineRule="exact" w:line="140"/>
+        <w:rPr>
+          <w:rFonts w:ascii="Consolas" w:hAnsi="Consolas" w:cs="Consolas"/>
+          <w:sz w:val="13"/>
+          <w:szCs w:val="13"/>
+        </w:rPr>
+      </w:pPr>
+      <w:r>
+        <w:rPr>
+          <w:rFonts w:cs="Consolas" w:ascii="Consolas" w:hAnsi="Consolas"/>
+          <w:sz w:val="13"/>
+          <w:szCs w:val="13"/>
+        </w:rPr>
+        <w:t>Aquí en mi corazón Señor</w:t>
       </w:r>
     </w:p>
     <w:p>
@@ -1147,7 +2017,147 @@
           <w:b/>
           <w:b/>
           <w:bCs/>
-          <w:color w:val="00B0F0"/>
+          <w:color w:val="7030A0"/>
+          <w:sz w:val="13"/>
+          <w:szCs w:val="13"/>
+        </w:rPr>
+      </w:pPr>
+      <w:r>
+        <w:rPr>
+          <w:rFonts w:cs="Consolas" w:ascii="Consolas" w:hAnsi="Consolas"/>
+          <w:b/>
+          <w:bCs/>
+          <w:color w:val="7030A0"/>
+          <w:sz w:val="13"/>
+          <w:szCs w:val="13"/>
+        </w:rPr>
+        <w:t>[(Nota: En la 2da vuelta del</w:t>
+      </w:r>
+    </w:p>
+    <w:p>
+      <w:pPr>
+        <w:pStyle w:val="Normal"/>
+        <w:spacing w:lineRule="exact" w:line="140"/>
+        <w:rPr>
+          <w:rFonts w:ascii="Consolas" w:hAnsi="Consolas" w:cs="Consolas"/>
+          <w:b/>
+          <w:b/>
+          <w:bCs/>
+          <w:color w:val="7030A0"/>
+          <w:sz w:val="13"/>
+          <w:szCs w:val="13"/>
+        </w:rPr>
+      </w:pPr>
+      <w:r>
+        <w:rPr>
+          <w:rFonts w:cs="Consolas" w:ascii="Consolas" w:hAnsi="Consolas"/>
+          <w:b/>
+          <w:bCs/>
+          <w:color w:val="7030A0"/>
+          <w:sz w:val="13"/>
+          <w:szCs w:val="13"/>
+        </w:rPr>
+        <w:t>MOSAICO III al final, en la</w:t>
+      </w:r>
+    </w:p>
+    <w:p>
+      <w:pPr>
+        <w:pStyle w:val="Normal"/>
+        <w:spacing w:lineRule="exact" w:line="140"/>
+        <w:rPr>
+          <w:rFonts w:ascii="Consolas" w:hAnsi="Consolas" w:cs="Consolas"/>
+          <w:b/>
+          <w:b/>
+          <w:bCs/>
+          <w:color w:val="7030A0"/>
+          <w:sz w:val="13"/>
+          <w:szCs w:val="13"/>
+        </w:rPr>
+      </w:pPr>
+      <w:r>
+        <w:rPr>
+          <w:rFonts w:cs="Consolas" w:ascii="Consolas" w:hAnsi="Consolas"/>
+          <w:b/>
+          <w:bCs/>
+          <w:color w:val="7030A0"/>
+          <w:sz w:val="13"/>
+          <w:szCs w:val="13"/>
+        </w:rPr>
+        <w:t>palabra "corazón" se baja el</w:t>
+      </w:r>
+    </w:p>
+    <w:p>
+      <w:pPr>
+        <w:pStyle w:val="Normal"/>
+        <w:spacing w:lineRule="exact" w:line="140"/>
+        <w:rPr>
+          <w:rFonts w:ascii="Consolas" w:hAnsi="Consolas" w:cs="Consolas"/>
+          <w:b/>
+          <w:b/>
+          <w:bCs/>
+          <w:color w:val="7030A0"/>
+          <w:sz w:val="13"/>
+          <w:szCs w:val="13"/>
+        </w:rPr>
+      </w:pPr>
+      <w:r>
+        <w:rPr>
+          <w:rFonts w:cs="Consolas" w:ascii="Consolas" w:hAnsi="Consolas"/>
+          <w:b/>
+          <w:bCs/>
+          <w:color w:val="7030A0"/>
+          <w:sz w:val="13"/>
+          <w:szCs w:val="13"/>
+        </w:rPr>
+        <w:t xml:space="preserve">tiempo a </w:t>
+      </w:r>
+      <w:r>
+        <w:rPr>
+          <w:rFonts w:cs="Consolas" w:ascii="Consolas" w:hAnsi="Consolas"/>
+          <w:b/>
+          <w:bCs/>
+          <w:color w:val="00B050"/>
+          <w:sz w:val="13"/>
+          <w:szCs w:val="13"/>
+        </w:rPr>
+        <w:t>BPM 102</w:t>
+      </w:r>
+      <w:r>
+        <w:rPr>
+          <w:rFonts w:cs="Consolas" w:ascii="Consolas" w:hAnsi="Consolas"/>
+          <w:b/>
+          <w:bCs/>
+          <w:color w:val="7030A0"/>
+          <w:sz w:val="13"/>
+          <w:szCs w:val="13"/>
+        </w:rPr>
+        <w:t>)]</w:t>
+      </w:r>
+    </w:p>
+    <w:p>
+      <w:pPr>
+        <w:pStyle w:val="Normal"/>
+        <w:spacing w:lineRule="exact" w:line="140"/>
+        <w:rPr>
+          <w:rFonts w:ascii="Consolas" w:hAnsi="Consolas" w:cs="Consolas"/>
+          <w:sz w:val="13"/>
+          <w:szCs w:val="13"/>
+        </w:rPr>
+      </w:pPr>
+      <w:r>
+        <w:rPr>
+          <w:rFonts w:cs="Consolas" w:ascii="Consolas" w:hAnsi="Consolas"/>
+          <w:sz w:val="13"/>
+          <w:szCs w:val="13"/>
+        </w:rPr>
+      </w:r>
+    </w:p>
+    <w:p>
+      <w:pPr>
+        <w:pStyle w:val="Normal"/>
+        <w:spacing w:lineRule="exact" w:line="140"/>
+        <w:rPr>
+          <w:rFonts w:ascii="Consolas" w:hAnsi="Consolas" w:cs="Consolas"/>
           <w:sz w:val="13"/>
           <w:szCs w:val="13"/>
         </w:rPr>
@@ -1161,357 +2171,81 @@
           <w:sz w:val="13"/>
           <w:szCs w:val="13"/>
         </w:rPr>
-        <w:t xml:space="preserve">CORO </w:t>
+        <w:t xml:space="preserve">SOLO </w:t>
+      </w:r>
+      <w:r>
+        <w:rPr>
+          <w:rFonts w:cs="Consolas" w:ascii="Consolas" w:hAnsi="Consolas"/>
+          <w:color w:val="00B050"/>
+          <w:sz w:val="13"/>
+          <w:szCs w:val="13"/>
+        </w:rPr>
+        <w:t>(</w:t>
       </w:r>
       <w:r>
         <w:rPr>
           <w:rFonts w:cs="Consolas" w:ascii="Consolas" w:hAnsi="Consolas"/>
           <w:b/>
           <w:bCs/>
-          <w:color w:val="FF0000"/>
-          <w:sz w:val="13"/>
-          <w:szCs w:val="13"/>
-        </w:rPr>
-        <w:t>x2</w:t>
-      </w:r>
-    </w:p>
-    <w:p>
-      <w:pPr>
-        <w:pStyle w:val="Normal"/>
-        <w:spacing w:lineRule="exact" w:line="140"/>
-        <w:rPr>
-          <w:rFonts w:ascii="Consolas" w:hAnsi="Consolas" w:cs="Consolas"/>
-          <w:sz w:val="13"/>
-          <w:szCs w:val="13"/>
-        </w:rPr>
-      </w:pPr>
-      <w:r>
-        <w:rPr>
-          <w:rFonts w:cs="Consolas" w:ascii="Consolas" w:hAnsi="Consolas"/>
-          <w:sz w:val="13"/>
-          <w:szCs w:val="13"/>
-        </w:rPr>
-        <w:t xml:space="preserve">        </w:t>
-      </w:r>
-      <w:r>
-        <w:rPr>
-          <w:rFonts w:cs="Consolas" w:ascii="Consolas" w:hAnsi="Consolas"/>
-          <w:sz w:val="13"/>
-          <w:szCs w:val="13"/>
-        </w:rPr>
-        <w:t>D7               G</w:t>
-      </w:r>
-    </w:p>
-    <w:p>
-      <w:pPr>
-        <w:pStyle w:val="Normal"/>
-        <w:spacing w:lineRule="exact" w:line="140"/>
-        <w:rPr>
-          <w:rFonts w:ascii="Consolas" w:hAnsi="Consolas" w:cs="Consolas"/>
-          <w:sz w:val="13"/>
-          <w:szCs w:val="13"/>
-        </w:rPr>
-      </w:pPr>
-      <w:r>
-        <w:rPr>
-          <w:rFonts w:cs="Consolas" w:ascii="Consolas" w:hAnsi="Consolas"/>
-          <w:sz w:val="13"/>
-          <w:szCs w:val="13"/>
-        </w:rPr>
-        <w:t>Y correrán y no se cansarán</w:t>
-      </w:r>
-    </w:p>
-    <w:p>
-      <w:pPr>
-        <w:pStyle w:val="Normal"/>
-        <w:spacing w:lineRule="exact" w:line="140"/>
-        <w:rPr>
-          <w:rFonts w:ascii="Consolas" w:hAnsi="Consolas" w:cs="Consolas"/>
-          <w:sz w:val="13"/>
-          <w:szCs w:val="13"/>
-        </w:rPr>
-      </w:pPr>
-      <w:r>
-        <w:rPr>
-          <w:rFonts w:cs="Consolas" w:ascii="Consolas" w:hAnsi="Consolas"/>
-          <w:sz w:val="13"/>
-          <w:szCs w:val="13"/>
-        </w:rPr>
-        <w:t xml:space="preserve">       </w:t>
-      </w:r>
-      <w:r>
-        <w:rPr>
-          <w:rFonts w:cs="Consolas" w:ascii="Consolas" w:hAnsi="Consolas"/>
-          <w:sz w:val="13"/>
-          <w:szCs w:val="13"/>
-        </w:rPr>
-        <w:t xml:space="preserve">D7               G </w:t>
-      </w:r>
-    </w:p>
-    <w:p>
-      <w:pPr>
-        <w:pStyle w:val="Normal"/>
-        <w:spacing w:lineRule="exact" w:line="140"/>
-        <w:rPr>
-          <w:rFonts w:ascii="Consolas" w:hAnsi="Consolas" w:cs="Consolas"/>
-          <w:sz w:val="13"/>
-          <w:szCs w:val="13"/>
-        </w:rPr>
-      </w:pPr>
-      <w:r>
-        <w:rPr>
-          <w:rFonts w:cs="Consolas" w:ascii="Consolas" w:hAnsi="Consolas"/>
-          <w:sz w:val="13"/>
-          <w:szCs w:val="13"/>
-        </w:rPr>
-        <w:t>Caminarán, no se fatigarán</w:t>
-      </w:r>
-    </w:p>
-    <w:p>
-      <w:pPr>
-        <w:pStyle w:val="Normal"/>
-        <w:spacing w:lineRule="exact" w:line="140"/>
-        <w:rPr>
-          <w:rFonts w:ascii="Consolas" w:hAnsi="Consolas" w:cs="Consolas"/>
-          <w:sz w:val="13"/>
-          <w:szCs w:val="13"/>
-        </w:rPr>
-      </w:pPr>
-      <w:r>
-        <w:rPr>
-          <w:rFonts w:cs="Consolas" w:ascii="Consolas" w:hAnsi="Consolas"/>
-          <w:sz w:val="13"/>
-          <w:szCs w:val="13"/>
-        </w:rPr>
-        <w:t xml:space="preserve">            </w:t>
-      </w:r>
-      <w:r>
-        <w:rPr>
-          <w:rFonts w:cs="Consolas" w:ascii="Consolas" w:hAnsi="Consolas"/>
-          <w:sz w:val="13"/>
-          <w:szCs w:val="13"/>
-        </w:rPr>
-        <w:t>Am        D7           G       Em</w:t>
-      </w:r>
-    </w:p>
-    <w:p>
-      <w:pPr>
-        <w:pStyle w:val="Normal"/>
-        <w:spacing w:lineRule="exact" w:line="140"/>
-        <w:rPr>
-          <w:rFonts w:ascii="Consolas" w:hAnsi="Consolas" w:cs="Consolas"/>
-          <w:sz w:val="13"/>
-          <w:szCs w:val="13"/>
-        </w:rPr>
-      </w:pPr>
-      <w:r>
-        <w:rPr>
-          <w:rFonts w:cs="Consolas" w:ascii="Consolas" w:hAnsi="Consolas"/>
-          <w:sz w:val="13"/>
-          <w:szCs w:val="13"/>
-        </w:rPr>
-        <w:t>Nuevas fuerzas tendrán nuevas fuerzas tendrán</w:t>
-      </w:r>
-    </w:p>
-    <w:p>
-      <w:pPr>
-        <w:pStyle w:val="Normal"/>
-        <w:spacing w:lineRule="exact" w:line="140"/>
-        <w:rPr>
-          <w:rFonts w:ascii="Consolas" w:hAnsi="Consolas" w:cs="Consolas"/>
-          <w:sz w:val="13"/>
-          <w:szCs w:val="13"/>
-        </w:rPr>
-      </w:pPr>
-      <w:r>
-        <w:rPr>
-          <w:rFonts w:cs="Consolas" w:ascii="Consolas" w:hAnsi="Consolas"/>
-          <w:sz w:val="13"/>
-          <w:szCs w:val="13"/>
-        </w:rPr>
-        <w:t xml:space="preserve">           </w:t>
-      </w:r>
-      <w:r>
-        <w:rPr>
-          <w:rFonts w:cs="Consolas" w:ascii="Consolas" w:hAnsi="Consolas"/>
-          <w:sz w:val="13"/>
-          <w:szCs w:val="13"/>
-        </w:rPr>
-        <w:t>B7                           Em E7</w:t>
-      </w:r>
-    </w:p>
-    <w:p>
-      <w:pPr>
-        <w:pStyle w:val="Normal"/>
-        <w:spacing w:lineRule="exact" w:line="140"/>
-        <w:rPr>
-          <w:rFonts w:ascii="Consolas" w:hAnsi="Consolas" w:cs="Consolas"/>
-          <w:sz w:val="13"/>
-          <w:szCs w:val="13"/>
-        </w:rPr>
-      </w:pPr>
-      <w:r>
-        <w:rPr>
-          <w:rFonts w:cs="Consolas" w:ascii="Consolas" w:hAnsi="Consolas"/>
-          <w:sz w:val="13"/>
-          <w:szCs w:val="13"/>
-        </w:rPr>
-        <w:t>Los que esperan los que esperan en Jehová</w:t>
-      </w:r>
-    </w:p>
-    <w:p>
-      <w:pPr>
-        <w:pStyle w:val="Normal"/>
-        <w:spacing w:lineRule="exact" w:line="140"/>
-        <w:rPr>
-          <w:rFonts w:ascii="Consolas" w:hAnsi="Consolas" w:cs="Consolas"/>
-          <w:sz w:val="13"/>
-          <w:szCs w:val="13"/>
-        </w:rPr>
-      </w:pPr>
-      <w:r>
-        <w:rPr>
-          <w:rFonts w:cs="Consolas" w:ascii="Consolas" w:hAnsi="Consolas"/>
-          <w:sz w:val="13"/>
-          <w:szCs w:val="13"/>
-        </w:rPr>
-        <w:t xml:space="preserve">            </w:t>
-      </w:r>
-      <w:r>
-        <w:rPr>
-          <w:rFonts w:cs="Consolas" w:ascii="Consolas" w:hAnsi="Consolas"/>
-          <w:sz w:val="13"/>
-          <w:szCs w:val="13"/>
-        </w:rPr>
-        <w:t>Am        D7           G       Em</w:t>
-      </w:r>
-    </w:p>
-    <w:p>
-      <w:pPr>
-        <w:pStyle w:val="Normal"/>
-        <w:spacing w:lineRule="exact" w:line="140"/>
-        <w:rPr>
-          <w:rFonts w:ascii="Consolas" w:hAnsi="Consolas" w:cs="Consolas"/>
-          <w:sz w:val="13"/>
-          <w:szCs w:val="13"/>
-        </w:rPr>
-      </w:pPr>
-      <w:r>
-        <w:rPr>
-          <w:rFonts w:cs="Consolas" w:ascii="Consolas" w:hAnsi="Consolas"/>
-          <w:sz w:val="13"/>
-          <w:szCs w:val="13"/>
-        </w:rPr>
-        <w:t>Nuevas fuerzas tendrán nuevas fuerzas tendrán</w:t>
-      </w:r>
-    </w:p>
-    <w:p>
-      <w:pPr>
-        <w:pStyle w:val="Normal"/>
-        <w:spacing w:lineRule="exact" w:line="140"/>
-        <w:rPr>
-          <w:rFonts w:ascii="Consolas" w:hAnsi="Consolas" w:cs="Consolas"/>
-          <w:sz w:val="13"/>
-          <w:szCs w:val="13"/>
-        </w:rPr>
-      </w:pPr>
-      <w:r>
-        <w:rPr>
-          <w:rFonts w:cs="Consolas" w:ascii="Consolas" w:hAnsi="Consolas"/>
-          <w:sz w:val="13"/>
-          <w:szCs w:val="13"/>
-        </w:rPr>
-        <w:t xml:space="preserve">           </w:t>
-      </w:r>
-      <w:r>
-        <w:rPr>
-          <w:rFonts w:cs="Consolas" w:ascii="Consolas" w:hAnsi="Consolas"/>
-          <w:sz w:val="13"/>
-          <w:szCs w:val="13"/>
-        </w:rPr>
-        <w:t>B7                           Em</w:t>
-      </w:r>
-    </w:p>
-    <w:p>
-      <w:pPr>
-        <w:pStyle w:val="Normal"/>
-        <w:spacing w:lineRule="exact" w:line="140"/>
-        <w:rPr>
-          <w:rFonts w:ascii="Consolas" w:hAnsi="Consolas" w:cs="Consolas"/>
-          <w:sz w:val="13"/>
-          <w:szCs w:val="13"/>
-        </w:rPr>
-      </w:pPr>
-      <w:r>
-        <w:rPr>
-          <w:rFonts w:cs="Consolas" w:ascii="Consolas" w:hAnsi="Consolas"/>
-          <w:sz w:val="13"/>
-          <w:szCs w:val="13"/>
-        </w:rPr>
-        <w:t>Los que esperan los que esperan en Jehová</w:t>
-      </w:r>
-    </w:p>
-    <w:p>
-      <w:pPr>
-        <w:pStyle w:val="Normal"/>
-        <w:spacing w:lineRule="exact" w:line="140"/>
-        <w:rPr>
-          <w:rFonts w:ascii="Consolas" w:hAnsi="Consolas" w:cs="Consolas"/>
-          <w:sz w:val="13"/>
-          <w:szCs w:val="13"/>
-        </w:rPr>
-      </w:pPr>
-      <w:r>
-        <w:rPr>
-          <w:rFonts w:cs="Consolas" w:ascii="Consolas" w:hAnsi="Consolas"/>
-          <w:sz w:val="13"/>
-          <w:szCs w:val="13"/>
-        </w:rPr>
-      </w:r>
-    </w:p>
-    <w:p>
-      <w:pPr>
-        <w:pStyle w:val="Normal"/>
-        <w:spacing w:lineRule="exact" w:line="140"/>
-        <w:rPr>
-          <w:rFonts w:ascii="Consolas" w:hAnsi="Consolas" w:cs="Consolas"/>
-          <w:b/>
-          <w:b/>
-          <w:bCs/>
-          <w:color w:val="00B0F0"/>
-          <w:sz w:val="13"/>
-          <w:szCs w:val="13"/>
-        </w:rPr>
-      </w:pPr>
-      <w:r>
-        <w:rPr>
-          <w:rFonts w:cs="Consolas" w:ascii="Consolas" w:hAnsi="Consolas"/>
-          <w:b/>
-          <w:bCs/>
-          <w:color w:val="00B0F0"/>
-          <w:sz w:val="13"/>
-          <w:szCs w:val="13"/>
-        </w:rPr>
-        <w:t>SOLO</w:t>
-      </w:r>
-    </w:p>
-    <w:p>
-      <w:pPr>
-        <w:pStyle w:val="Normal"/>
-        <w:spacing w:lineRule="exact" w:line="140"/>
-        <w:rPr>
-          <w:rFonts w:ascii="Consolas" w:hAnsi="Consolas" w:cs="Consolas"/>
-          <w:sz w:val="13"/>
-          <w:szCs w:val="13"/>
-        </w:rPr>
-      </w:pPr>
-      <w:r>
-        <w:rPr>
-          <w:rFonts w:cs="Consolas" w:ascii="Consolas" w:hAnsi="Consolas"/>
-          <w:sz w:val="13"/>
-          <w:szCs w:val="13"/>
-        </w:rPr>
-        <w:t>Am D7 G Em B7 Em</w:t>
+          <w:color w:val="00B050"/>
+          <w:sz w:val="13"/>
+          <w:szCs w:val="13"/>
+        </w:rPr>
+        <w:t>BPM 102)</w:t>
+      </w:r>
+    </w:p>
+    <w:p>
+      <w:pPr>
+        <w:pStyle w:val="Normal"/>
+        <w:spacing w:lineRule="exact" w:line="140"/>
+        <w:rPr>
+          <w:rFonts w:ascii="Consolas" w:hAnsi="Consolas" w:cs="Consolas"/>
+          <w:sz w:val="13"/>
+          <w:szCs w:val="13"/>
+        </w:rPr>
+      </w:pPr>
+      <w:r>
+        <w:rPr>
+          <w:rFonts w:cs="Consolas" w:ascii="Consolas" w:hAnsi="Consolas"/>
+          <w:sz w:val="13"/>
+          <w:szCs w:val="13"/>
+        </w:rPr>
+        <w:t xml:space="preserve">   </w:t>
+      </w:r>
+      <w:r>
+        <w:rPr>
+          <w:rFonts w:cs="Consolas" w:ascii="Consolas" w:hAnsi="Consolas"/>
+          <w:sz w:val="13"/>
+          <w:szCs w:val="13"/>
+        </w:rPr>
+        <w:t>D C B7 Em</w:t>
+      </w:r>
+    </w:p>
+    <w:p>
+      <w:pPr>
+        <w:pStyle w:val="Normal"/>
+        <w:spacing w:lineRule="exact" w:line="140"/>
+        <w:rPr>
+          <w:rFonts w:ascii="Consolas" w:hAnsi="Consolas" w:cs="Consolas"/>
+          <w:sz w:val="13"/>
+          <w:szCs w:val="13"/>
+        </w:rPr>
+      </w:pPr>
+      <w:r>
+        <w:rPr>
+          <w:rFonts w:cs="Consolas" w:ascii="Consolas" w:hAnsi="Consolas"/>
+          <w:sz w:val="13"/>
+          <w:szCs w:val="13"/>
+        </w:rPr>
+        <w:t xml:space="preserve">   </w:t>
+      </w:r>
+      <w:r>
+        <w:rPr>
+          <w:rFonts w:cs="Consolas" w:ascii="Consolas" w:hAnsi="Consolas"/>
+          <w:sz w:val="13"/>
+          <w:szCs w:val="13"/>
+        </w:rPr>
+        <w:t xml:space="preserve">D C B7 </w:t>
       </w:r>
     </w:p>
     <w:p>
@@ -1551,724 +2285,7 @@
           <w:sz w:val="15"/>
           <w:szCs w:val="15"/>
         </w:rPr>
-        <w:t xml:space="preserve">Satúrame Señor con tu Espíritu x2 </w:t>
-      </w:r>
-    </w:p>
-    <w:p>
-      <w:pPr>
-        <w:pStyle w:val="Normal"/>
-        <w:spacing w:lineRule="exact" w:line="140"/>
-        <w:rPr>
-          <w:color w:val="43C330"/>
-          <w:sz w:val="13"/>
-          <w:szCs w:val="13"/>
-        </w:rPr>
-      </w:pPr>
-      <w:r>
-        <w:rPr>
-          <w:rFonts w:cs="Consolas" w:ascii="Consolas" w:hAnsi="Consolas"/>
-          <w:b/>
-          <w:bCs/>
-          <w:color w:val="43C330"/>
-          <w:sz w:val="13"/>
-          <w:szCs w:val="13"/>
-        </w:rPr>
-        <w:t>(BPM 115)</w:t>
-      </w:r>
-    </w:p>
-    <w:p>
-      <w:pPr>
-        <w:pStyle w:val="Normal"/>
-        <w:spacing w:lineRule="exact" w:line="140"/>
-        <w:rPr>
-          <w:rFonts w:ascii="Consolas" w:hAnsi="Consolas" w:cs="Consolas"/>
-          <w:sz w:val="13"/>
-          <w:szCs w:val="13"/>
-        </w:rPr>
-      </w:pPr>
-      <w:r>
-        <w:rPr>
-          <w:rFonts w:cs="Consolas" w:ascii="Consolas" w:hAnsi="Consolas"/>
-          <w:sz w:val="13"/>
-          <w:szCs w:val="13"/>
-        </w:rPr>
-        <w:t xml:space="preserve">                         </w:t>
-      </w:r>
-      <w:r>
-        <w:rPr>
-          <w:rFonts w:cs="Consolas" w:ascii="Consolas" w:hAnsi="Consolas"/>
-          <w:sz w:val="13"/>
-          <w:szCs w:val="13"/>
-        </w:rPr>
-        <w:t>B7</w:t>
-      </w:r>
-    </w:p>
-    <w:p>
-      <w:pPr>
-        <w:pStyle w:val="Normal"/>
-        <w:spacing w:lineRule="exact" w:line="140"/>
-        <w:rPr>
-          <w:rFonts w:ascii="Consolas" w:hAnsi="Consolas" w:cs="Consolas"/>
-          <w:sz w:val="13"/>
-          <w:szCs w:val="13"/>
-        </w:rPr>
-      </w:pPr>
-      <w:r>
-        <w:rPr>
-          <w:rFonts w:cs="Consolas" w:ascii="Consolas" w:hAnsi="Consolas"/>
-          <w:sz w:val="13"/>
-          <w:szCs w:val="13"/>
-        </w:rPr>
-        <w:t>Satúrame Señor con tu Espíritu</w:t>
-      </w:r>
-    </w:p>
-    <w:p>
-      <w:pPr>
-        <w:pStyle w:val="Normal"/>
-        <w:spacing w:lineRule="exact" w:line="140"/>
-        <w:rPr>
-          <w:rFonts w:ascii="Consolas" w:hAnsi="Consolas" w:cs="Consolas"/>
-          <w:sz w:val="13"/>
-          <w:szCs w:val="13"/>
-        </w:rPr>
-      </w:pPr>
-      <w:r>
-        <w:rPr>
-          <w:rFonts w:cs="Consolas" w:ascii="Consolas" w:hAnsi="Consolas"/>
-          <w:sz w:val="13"/>
-          <w:szCs w:val="13"/>
-        </w:rPr>
-        <w:t xml:space="preserve">                         </w:t>
-      </w:r>
-      <w:r>
-        <w:rPr>
-          <w:rFonts w:cs="Consolas" w:ascii="Consolas" w:hAnsi="Consolas"/>
-          <w:sz w:val="13"/>
-          <w:szCs w:val="13"/>
-        </w:rPr>
-        <w:t xml:space="preserve">Em   </w:t>
-      </w:r>
-    </w:p>
-    <w:p>
-      <w:pPr>
-        <w:pStyle w:val="Normal"/>
-        <w:spacing w:lineRule="exact" w:line="140"/>
-        <w:rPr>
-          <w:rFonts w:ascii="Consolas" w:hAnsi="Consolas" w:cs="Consolas"/>
-          <w:sz w:val="13"/>
-          <w:szCs w:val="13"/>
-        </w:rPr>
-      </w:pPr>
-      <w:r>
-        <w:rPr>
-          <w:rFonts w:cs="Consolas" w:ascii="Consolas" w:hAnsi="Consolas"/>
-          <w:sz w:val="13"/>
-          <w:szCs w:val="13"/>
-        </w:rPr>
-        <w:t>Satúrame Señor con tu Espíritu</w:t>
-      </w:r>
-    </w:p>
-    <w:p>
-      <w:pPr>
-        <w:pStyle w:val="Normal"/>
-        <w:spacing w:lineRule="exact" w:line="140"/>
-        <w:rPr>
-          <w:rFonts w:ascii="Consolas" w:hAnsi="Consolas" w:cs="Consolas"/>
-          <w:sz w:val="13"/>
-          <w:szCs w:val="13"/>
-        </w:rPr>
-      </w:pPr>
-      <w:r>
-        <w:rPr>
-          <w:rFonts w:cs="Consolas" w:ascii="Consolas" w:hAnsi="Consolas"/>
-          <w:sz w:val="13"/>
-          <w:szCs w:val="13"/>
-        </w:rPr>
-        <w:t xml:space="preserve">                         </w:t>
-      </w:r>
-      <w:r>
-        <w:rPr>
-          <w:rFonts w:cs="Consolas" w:ascii="Consolas" w:hAnsi="Consolas"/>
-          <w:sz w:val="13"/>
-          <w:szCs w:val="13"/>
-        </w:rPr>
-        <w:t>B7</w:t>
-      </w:r>
-    </w:p>
-    <w:p>
-      <w:pPr>
-        <w:pStyle w:val="Normal"/>
-        <w:spacing w:lineRule="exact" w:line="140"/>
-        <w:rPr>
-          <w:rFonts w:ascii="Consolas" w:hAnsi="Consolas" w:cs="Consolas"/>
-          <w:sz w:val="13"/>
-          <w:szCs w:val="13"/>
-        </w:rPr>
-      </w:pPr>
-      <w:r>
-        <w:rPr>
-          <w:rFonts w:cs="Consolas" w:ascii="Consolas" w:hAnsi="Consolas"/>
-          <w:sz w:val="13"/>
-          <w:szCs w:val="13"/>
-        </w:rPr>
-        <w:t>Satúrame Señor con tu Espíritu</w:t>
-      </w:r>
-    </w:p>
-    <w:p>
-      <w:pPr>
-        <w:pStyle w:val="Normal"/>
-        <w:spacing w:lineRule="exact" w:line="140"/>
-        <w:rPr>
-          <w:rFonts w:ascii="Consolas" w:hAnsi="Consolas" w:cs="Consolas"/>
-          <w:sz w:val="13"/>
-          <w:szCs w:val="13"/>
-        </w:rPr>
-      </w:pPr>
-      <w:r>
-        <w:rPr>
-          <w:rFonts w:cs="Consolas" w:ascii="Consolas" w:hAnsi="Consolas"/>
-          <w:sz w:val="13"/>
-          <w:szCs w:val="13"/>
-        </w:rPr>
-        <w:t xml:space="preserve">                         </w:t>
-      </w:r>
-      <w:r>
-        <w:rPr>
-          <w:rFonts w:cs="Consolas" w:ascii="Consolas" w:hAnsi="Consolas"/>
-          <w:sz w:val="13"/>
-          <w:szCs w:val="13"/>
-        </w:rPr>
-        <w:t>Em   E7</w:t>
-      </w:r>
-    </w:p>
-    <w:p>
-      <w:pPr>
-        <w:pStyle w:val="Normal"/>
-        <w:spacing w:lineRule="exact" w:line="140"/>
-        <w:rPr>
-          <w:rFonts w:ascii="Consolas" w:hAnsi="Consolas" w:cs="Consolas"/>
-          <w:sz w:val="13"/>
-          <w:szCs w:val="13"/>
-        </w:rPr>
-      </w:pPr>
-      <w:r>
-        <w:rPr>
-          <w:rFonts w:cs="Consolas" w:ascii="Consolas" w:hAnsi="Consolas"/>
-          <w:sz w:val="13"/>
-          <w:szCs w:val="13"/>
-        </w:rPr>
-        <w:t>Satúrame Señor con tu Espíritu</w:t>
-      </w:r>
-    </w:p>
-    <w:p>
-      <w:pPr>
-        <w:pStyle w:val="Normal"/>
-        <w:spacing w:lineRule="exact" w:line="140"/>
-        <w:rPr>
-          <w:rFonts w:ascii="Consolas" w:hAnsi="Consolas" w:cs="Consolas"/>
-          <w:sz w:val="13"/>
-          <w:szCs w:val="13"/>
-        </w:rPr>
-      </w:pPr>
-      <w:r>
-        <w:rPr>
-          <w:rFonts w:cs="Consolas" w:ascii="Consolas" w:hAnsi="Consolas"/>
-          <w:sz w:val="13"/>
-          <w:szCs w:val="13"/>
-        </w:rPr>
-        <w:t xml:space="preserve">   </w:t>
-      </w:r>
-      <w:r>
-        <w:rPr>
-          <w:rFonts w:cs="Consolas" w:ascii="Consolas" w:hAnsi="Consolas"/>
-          <w:sz w:val="13"/>
-          <w:szCs w:val="13"/>
-        </w:rPr>
-        <w:t>Am        D7      G           Em</w:t>
-      </w:r>
-    </w:p>
-    <w:p>
-      <w:pPr>
-        <w:pStyle w:val="Normal"/>
-        <w:spacing w:lineRule="exact" w:line="140"/>
-        <w:rPr>
-          <w:rFonts w:ascii="Consolas" w:hAnsi="Consolas" w:cs="Consolas"/>
-          <w:sz w:val="13"/>
-          <w:szCs w:val="13"/>
-        </w:rPr>
-      </w:pPr>
-      <w:r>
-        <w:rPr>
-          <w:rFonts w:cs="Consolas" w:ascii="Consolas" w:hAnsi="Consolas"/>
-          <w:sz w:val="13"/>
-          <w:szCs w:val="13"/>
-        </w:rPr>
-        <w:t>Y déjame sentir el fuego de tu amor</w:t>
-      </w:r>
-    </w:p>
-    <w:p>
-      <w:pPr>
-        <w:pStyle w:val="Normal"/>
-        <w:spacing w:lineRule="exact" w:line="140"/>
-        <w:rPr>
-          <w:rFonts w:ascii="Consolas" w:hAnsi="Consolas" w:cs="Consolas"/>
-          <w:sz w:val="13"/>
-          <w:szCs w:val="13"/>
-        </w:rPr>
-      </w:pPr>
-      <w:r>
-        <w:rPr>
-          <w:rFonts w:cs="Consolas" w:ascii="Consolas" w:hAnsi="Consolas"/>
-          <w:sz w:val="13"/>
-          <w:szCs w:val="13"/>
-        </w:rPr>
-        <w:t xml:space="preserve">   </w:t>
-      </w:r>
-      <w:r>
-        <w:rPr>
-          <w:rFonts w:cs="Consolas" w:ascii="Consolas" w:hAnsi="Consolas"/>
-          <w:sz w:val="13"/>
-          <w:szCs w:val="13"/>
-        </w:rPr>
-        <w:t>B7               Em E7</w:t>
-      </w:r>
-    </w:p>
-    <w:p>
-      <w:pPr>
-        <w:pStyle w:val="Normal"/>
-        <w:spacing w:lineRule="exact" w:line="140"/>
-        <w:rPr>
-          <w:rFonts w:ascii="Consolas" w:hAnsi="Consolas" w:cs="Consolas"/>
-          <w:sz w:val="13"/>
-          <w:szCs w:val="13"/>
-        </w:rPr>
-      </w:pPr>
-      <w:r>
-        <w:rPr>
-          <w:rFonts w:cs="Consolas" w:ascii="Consolas" w:hAnsi="Consolas"/>
-          <w:sz w:val="13"/>
-          <w:szCs w:val="13"/>
-        </w:rPr>
-        <w:t>Aquí en mi corazón Señor</w:t>
-      </w:r>
-    </w:p>
-    <w:p>
-      <w:pPr>
-        <w:pStyle w:val="Normal"/>
-        <w:spacing w:lineRule="exact" w:line="140"/>
-        <w:rPr>
-          <w:rFonts w:ascii="Consolas" w:hAnsi="Consolas" w:cs="Consolas"/>
-          <w:sz w:val="13"/>
-          <w:szCs w:val="13"/>
-        </w:rPr>
-      </w:pPr>
-      <w:r>
-        <w:rPr>
-          <w:rFonts w:cs="Consolas" w:ascii="Consolas" w:hAnsi="Consolas"/>
-          <w:sz w:val="13"/>
-          <w:szCs w:val="13"/>
-        </w:rPr>
-      </w:r>
-    </w:p>
-    <w:p>
-      <w:pPr>
-        <w:pStyle w:val="Normal"/>
-        <w:spacing w:lineRule="exact" w:line="140"/>
-        <w:rPr>
-          <w:rFonts w:ascii="Consolas" w:hAnsi="Consolas" w:cs="Consolas"/>
-          <w:sz w:val="13"/>
-          <w:szCs w:val="13"/>
-        </w:rPr>
-      </w:pPr>
-      <w:r>
-        <w:rPr>
-          <w:rFonts w:cs="Consolas" w:ascii="Consolas" w:hAnsi="Consolas"/>
-          <w:sz w:val="13"/>
-          <w:szCs w:val="13"/>
-        </w:rPr>
-        <w:t xml:space="preserve">   </w:t>
-      </w:r>
-      <w:r>
-        <w:rPr>
-          <w:rFonts w:cs="Consolas" w:ascii="Consolas" w:hAnsi="Consolas"/>
-          <w:sz w:val="13"/>
-          <w:szCs w:val="13"/>
-        </w:rPr>
-        <w:t>Am        D7      G           Em</w:t>
-      </w:r>
-    </w:p>
-    <w:p>
-      <w:pPr>
-        <w:pStyle w:val="Normal"/>
-        <w:spacing w:lineRule="exact" w:line="140"/>
-        <w:rPr>
-          <w:rFonts w:ascii="Consolas" w:hAnsi="Consolas" w:cs="Consolas"/>
-          <w:sz w:val="13"/>
-          <w:szCs w:val="13"/>
-        </w:rPr>
-      </w:pPr>
-      <w:r>
-        <w:rPr>
-          <w:rFonts w:cs="Consolas" w:ascii="Consolas" w:hAnsi="Consolas"/>
-          <w:sz w:val="13"/>
-          <w:szCs w:val="13"/>
-        </w:rPr>
-        <w:t>Y déjame sentir el fuego de tu amor</w:t>
-      </w:r>
-    </w:p>
-    <w:p>
-      <w:pPr>
-        <w:pStyle w:val="Normal"/>
-        <w:spacing w:lineRule="exact" w:line="140"/>
-        <w:rPr>
-          <w:rFonts w:ascii="Consolas" w:hAnsi="Consolas" w:cs="Consolas"/>
-          <w:sz w:val="13"/>
-          <w:szCs w:val="13"/>
-        </w:rPr>
-      </w:pPr>
-      <w:r>
-        <w:rPr>
-          <w:rFonts w:cs="Consolas" w:ascii="Consolas" w:hAnsi="Consolas"/>
-          <w:sz w:val="13"/>
-          <w:szCs w:val="13"/>
-        </w:rPr>
-        <w:t xml:space="preserve">   </w:t>
-      </w:r>
-      <w:r>
-        <w:rPr>
-          <w:rFonts w:cs="Consolas" w:ascii="Consolas" w:hAnsi="Consolas"/>
-          <w:sz w:val="13"/>
-          <w:szCs w:val="13"/>
-        </w:rPr>
-        <w:t>B7               Em</w:t>
-      </w:r>
-    </w:p>
-    <w:p>
-      <w:pPr>
-        <w:pStyle w:val="Normal"/>
-        <w:spacing w:lineRule="exact" w:line="140"/>
-        <w:rPr>
-          <w:rFonts w:ascii="Consolas" w:hAnsi="Consolas" w:cs="Consolas"/>
-          <w:sz w:val="13"/>
-          <w:szCs w:val="13"/>
-        </w:rPr>
-      </w:pPr>
-      <w:r>
-        <w:rPr>
-          <w:rFonts w:cs="Consolas" w:ascii="Consolas" w:hAnsi="Consolas"/>
-          <w:sz w:val="13"/>
-          <w:szCs w:val="13"/>
-        </w:rPr>
-        <w:t>Aquí en mi corazón Señor</w:t>
-      </w:r>
-    </w:p>
-    <w:p>
-      <w:pPr>
-        <w:pStyle w:val="Normal"/>
-        <w:spacing w:lineRule="exact" w:line="140"/>
-        <w:rPr>
-          <w:rFonts w:ascii="Consolas" w:hAnsi="Consolas" w:cs="Consolas"/>
-          <w:sz w:val="13"/>
-          <w:szCs w:val="13"/>
-        </w:rPr>
-      </w:pPr>
-      <w:r>
-        <w:rPr>
-          <w:rFonts w:cs="Consolas" w:ascii="Consolas" w:hAnsi="Consolas"/>
-          <w:sz w:val="13"/>
-          <w:szCs w:val="13"/>
-        </w:rPr>
-      </w:r>
-    </w:p>
-    <w:p>
-      <w:pPr>
-        <w:pStyle w:val="Normal"/>
-        <w:spacing w:lineRule="exact" w:line="140"/>
-        <w:rPr>
-          <w:rFonts w:ascii="Consolas" w:hAnsi="Consolas" w:cs="Consolas"/>
-          <w:b/>
-          <w:b/>
-          <w:bCs/>
-          <w:color w:val="7030A0"/>
-          <w:sz w:val="13"/>
-          <w:szCs w:val="13"/>
-        </w:rPr>
-      </w:pPr>
-      <w:r>
-        <w:rPr>
-          <w:rFonts w:cs="Consolas" w:ascii="Consolas" w:hAnsi="Consolas"/>
-          <w:b/>
-          <w:bCs/>
-          <w:color w:val="7030A0"/>
-          <w:sz w:val="13"/>
-          <w:szCs w:val="13"/>
-        </w:rPr>
-        <w:t>[(Nota: En la 2da vuelta del</w:t>
-      </w:r>
-    </w:p>
-    <w:p>
-      <w:pPr>
-        <w:pStyle w:val="Normal"/>
-        <w:spacing w:lineRule="exact" w:line="140"/>
-        <w:rPr>
-          <w:rFonts w:ascii="Consolas" w:hAnsi="Consolas" w:cs="Consolas"/>
-          <w:b/>
-          <w:b/>
-          <w:bCs/>
-          <w:color w:val="7030A0"/>
-          <w:sz w:val="13"/>
-          <w:szCs w:val="13"/>
-        </w:rPr>
-      </w:pPr>
-      <w:r>
-        <w:rPr>
-          <w:rFonts w:cs="Consolas" w:ascii="Consolas" w:hAnsi="Consolas"/>
-          <w:b/>
-          <w:bCs/>
-          <w:color w:val="7030A0"/>
-          <w:sz w:val="13"/>
-          <w:szCs w:val="13"/>
-        </w:rPr>
-        <w:t>MOSAICO III al final, en la</w:t>
-      </w:r>
-    </w:p>
-    <w:p>
-      <w:pPr>
-        <w:pStyle w:val="Normal"/>
-        <w:spacing w:lineRule="exact" w:line="140"/>
-        <w:rPr>
-          <w:rFonts w:ascii="Consolas" w:hAnsi="Consolas" w:cs="Consolas"/>
-          <w:b/>
-          <w:b/>
-          <w:bCs/>
-          <w:color w:val="7030A0"/>
-          <w:sz w:val="13"/>
-          <w:szCs w:val="13"/>
-        </w:rPr>
-      </w:pPr>
-      <w:r>
-        <w:rPr>
-          <w:rFonts w:cs="Consolas" w:ascii="Consolas" w:hAnsi="Consolas"/>
-          <w:b/>
-          <w:bCs/>
-          <w:color w:val="7030A0"/>
-          <w:sz w:val="13"/>
-          <w:szCs w:val="13"/>
-        </w:rPr>
-        <w:t>palabra "corazón" se baja el</w:t>
-      </w:r>
-    </w:p>
-    <w:p>
-      <w:pPr>
-        <w:pStyle w:val="Normal"/>
-        <w:spacing w:lineRule="exact" w:line="140"/>
-        <w:rPr>
-          <w:rFonts w:ascii="Consolas" w:hAnsi="Consolas" w:cs="Consolas"/>
-          <w:b/>
-          <w:b/>
-          <w:bCs/>
-          <w:color w:val="7030A0"/>
-          <w:sz w:val="13"/>
-          <w:szCs w:val="13"/>
-        </w:rPr>
-      </w:pPr>
-      <w:r>
-        <w:rPr>
-          <w:rFonts w:cs="Consolas" w:ascii="Consolas" w:hAnsi="Consolas"/>
-          <w:b/>
-          <w:bCs/>
-          <w:color w:val="7030A0"/>
-          <w:sz w:val="13"/>
-          <w:szCs w:val="13"/>
-        </w:rPr>
-        <w:t xml:space="preserve">tiempo a </w:t>
-      </w:r>
-      <w:r>
-        <w:rPr>
-          <w:rFonts w:cs="Consolas" w:ascii="Consolas" w:hAnsi="Consolas"/>
-          <w:b/>
-          <w:bCs/>
-          <w:color w:val="00B050"/>
-          <w:sz w:val="13"/>
-          <w:szCs w:val="13"/>
-        </w:rPr>
-        <w:t>BPM 102</w:t>
-      </w:r>
-      <w:r>
-        <w:rPr>
-          <w:rFonts w:cs="Consolas" w:ascii="Consolas" w:hAnsi="Consolas"/>
-          <w:b/>
-          <w:bCs/>
-          <w:color w:val="7030A0"/>
-          <w:sz w:val="13"/>
-          <w:szCs w:val="13"/>
-        </w:rPr>
-        <w:t>)]</w:t>
-      </w:r>
-    </w:p>
-    <w:p>
-      <w:pPr>
-        <w:pStyle w:val="Normal"/>
-        <w:spacing w:lineRule="exact" w:line="140"/>
-        <w:rPr>
-          <w:rFonts w:ascii="Consolas" w:hAnsi="Consolas" w:cs="Consolas"/>
-          <w:sz w:val="13"/>
-          <w:szCs w:val="13"/>
-        </w:rPr>
-      </w:pPr>
-      <w:r>
-        <w:rPr>
-          <w:rFonts w:cs="Consolas" w:ascii="Consolas" w:hAnsi="Consolas"/>
-          <w:sz w:val="13"/>
-          <w:szCs w:val="13"/>
-        </w:rPr>
-      </w:r>
-    </w:p>
-    <w:p>
-      <w:pPr>
-        <w:pStyle w:val="Normal"/>
-        <w:spacing w:lineRule="exact" w:line="140"/>
-        <w:rPr>
-          <w:rFonts w:ascii="Consolas" w:hAnsi="Consolas" w:cs="Consolas"/>
-          <w:sz w:val="13"/>
-          <w:szCs w:val="13"/>
-        </w:rPr>
-      </w:pPr>
-      <w:r>
-        <w:rPr>
-          <w:rFonts w:cs="Consolas" w:ascii="Consolas" w:hAnsi="Consolas"/>
-          <w:b/>
-          <w:bCs/>
-          <w:color w:val="00B0F0"/>
-          <w:sz w:val="13"/>
-          <w:szCs w:val="13"/>
-        </w:rPr>
-        <w:t xml:space="preserve">SOLO </w:t>
-      </w:r>
-      <w:r>
-        <w:rPr>
-          <w:rFonts w:cs="Consolas" w:ascii="Consolas" w:hAnsi="Consolas"/>
-          <w:color w:val="00B050"/>
-          <w:sz w:val="13"/>
-          <w:szCs w:val="13"/>
-        </w:rPr>
-        <w:t>(</w:t>
-      </w:r>
-      <w:r>
-        <w:rPr>
-          <w:rFonts w:cs="Consolas" w:ascii="Consolas" w:hAnsi="Consolas"/>
-          <w:b/>
-          <w:bCs/>
-          <w:color w:val="00B050"/>
-          <w:sz w:val="13"/>
-          <w:szCs w:val="13"/>
-        </w:rPr>
-        <w:t>BPM 102)</w:t>
-      </w:r>
-    </w:p>
-    <w:p>
-      <w:pPr>
-        <w:pStyle w:val="Normal"/>
-        <w:spacing w:lineRule="exact" w:line="140"/>
-        <w:rPr>
-          <w:rFonts w:ascii="Consolas" w:hAnsi="Consolas" w:cs="Consolas"/>
-          <w:sz w:val="13"/>
-          <w:szCs w:val="13"/>
-        </w:rPr>
-      </w:pPr>
-      <w:r>
-        <w:rPr>
-          <w:rFonts w:cs="Consolas" w:ascii="Consolas" w:hAnsi="Consolas"/>
-          <w:sz w:val="13"/>
-          <w:szCs w:val="13"/>
-        </w:rPr>
-        <w:t xml:space="preserve">   </w:t>
-      </w:r>
-      <w:r>
-        <w:rPr>
-          <w:rFonts w:cs="Consolas" w:ascii="Consolas" w:hAnsi="Consolas"/>
-          <w:sz w:val="13"/>
-          <w:szCs w:val="13"/>
-        </w:rPr>
-        <w:t>D C B7 Em</w:t>
-      </w:r>
-    </w:p>
-    <w:p>
-      <w:pPr>
-        <w:pStyle w:val="Normal"/>
-        <w:spacing w:lineRule="exact" w:line="140"/>
-        <w:rPr>
-          <w:rFonts w:ascii="Consolas" w:hAnsi="Consolas" w:cs="Consolas"/>
-          <w:sz w:val="13"/>
-          <w:szCs w:val="13"/>
-        </w:rPr>
-      </w:pPr>
-      <w:r>
-        <w:rPr>
-          <w:rFonts w:cs="Consolas" w:ascii="Consolas" w:hAnsi="Consolas"/>
-          <w:sz w:val="13"/>
-          <w:szCs w:val="13"/>
-        </w:rPr>
-        <w:t xml:space="preserve">   </w:t>
-      </w:r>
-      <w:r>
-        <w:rPr>
-          <w:rFonts w:cs="Consolas" w:ascii="Consolas" w:hAnsi="Consolas"/>
-          <w:sz w:val="13"/>
-          <w:szCs w:val="13"/>
-        </w:rPr>
-        <w:t xml:space="preserve">D C B7 </w:t>
-      </w:r>
-    </w:p>
-    <w:p>
-      <w:pPr>
-        <w:pStyle w:val="Normal"/>
-        <w:spacing w:lineRule="exact" w:line="140"/>
-        <w:rPr>
-          <w:rFonts w:ascii="Consolas" w:hAnsi="Consolas" w:cs="Consolas"/>
-          <w:sz w:val="13"/>
-          <w:szCs w:val="13"/>
-        </w:rPr>
-      </w:pPr>
-      <w:r>
-        <w:rPr>
-          <w:rFonts w:cs="Consolas" w:ascii="Consolas" w:hAnsi="Consolas"/>
-          <w:sz w:val="13"/>
-          <w:szCs w:val="13"/>
-        </w:rPr>
-      </w:r>
-    </w:p>
-    <w:p>
-      <w:pPr>
-        <w:pStyle w:val="Normal"/>
-        <w:spacing w:lineRule="exact" w:line="140"/>
-        <w:rPr>
-          <w:color w:val="FF0000"/>
-          <w:sz w:val="15"/>
-          <w:szCs w:val="15"/>
-        </w:rPr>
-      </w:pPr>
-      <w:r>
-        <w:rPr>
-          <w:rFonts w:cs="Consolas" w:ascii="Consolas" w:hAnsi="Consolas"/>
-          <w:b/>
-          <w:bCs/>
-          <w:color w:val="FF0000"/>
-          <w:sz w:val="15"/>
-          <w:szCs w:val="15"/>
-        </w:rPr>
-        <w:t xml:space="preserve">Grandes y maravillosas son tus obras </w:t>
-      </w:r>
-      <w:r>
-        <w:rPr>
-          <w:rFonts w:cs="Consolas" w:ascii="Consolas" w:hAnsi="Consolas"/>
-          <w:b/>
-          <w:bCs/>
-          <w:color w:val="FF0000"/>
-          <w:sz w:val="15"/>
-          <w:szCs w:val="15"/>
-        </w:rPr>
-        <w:t>x2</w:t>
+        <w:t>Grandes y maravillosas son tus obras x2</w:t>
       </w:r>
     </w:p>
     <w:p>
